--- a/3k1s/ОS3-1/отчеты/лаба03.docx
+++ b/3k1s/ОS3-1/отчеты/лаба03.docx
@@ -550,7 +550,6 @@
         </w:rPr>
         <w:t xml:space="preserve"> </w:t>
       </w:r>
-      <w:proofErr w:type="spellStart"/>
       <w:r>
         <w:rPr>
           <w:rFonts w:cs="Times New Roman"/>
@@ -558,7 +557,6 @@
         </w:rPr>
         <w:t>Windows</w:t>
       </w:r>
-      <w:proofErr w:type="spellEnd"/>
       <w:r>
         <w:rPr>
           <w:rFonts w:cs="Times New Roman"/>
@@ -720,23 +718,7 @@
           <w:rFonts w:cs="Times New Roman"/>
           <w:szCs w:val="28"/>
         </w:rPr>
-        <w:t xml:space="preserve">Работа с процессами в </w:t>
-      </w:r>
-      <w:proofErr w:type="spellStart"/>
-      <w:r>
-        <w:rPr>
-          <w:rFonts w:cs="Times New Roman"/>
-          <w:szCs w:val="28"/>
-        </w:rPr>
-        <w:t>Windows</w:t>
-      </w:r>
-      <w:proofErr w:type="spellEnd"/>
-      <w:r>
-        <w:rPr>
-          <w:rFonts w:cs="Times New Roman"/>
-          <w:szCs w:val="28"/>
-        </w:rPr>
-        <w:t xml:space="preserve"> (лекция и </w:t>
+        <w:t xml:space="preserve">Работа с процессами в Windows (лекция и </w:t>
       </w:r>
       <w:hyperlink r:id="rId9" w:history="1">
         <w:r>
@@ -884,7 +866,6 @@
         <w:t xml:space="preserve">, </w:t>
       </w:r>
       <w:hyperlink r:id="rId12" w:history="1">
-        <w:proofErr w:type="spellStart"/>
         <w:r>
           <w:rPr>
             <w:rStyle w:val="ad"/>
@@ -893,7 +874,6 @@
           </w:rPr>
           <w:t>Windows</w:t>
         </w:r>
-        <w:proofErr w:type="spellEnd"/>
       </w:hyperlink>
       <w:r>
         <w:rPr>
@@ -940,9 +920,6 @@
         <w:t>.</w:t>
       </w:r>
       <w:r>
-        <w:rPr>
-          <w:lang w:val="en-US"/>
-        </w:rPr>
         <w:t>1</w:t>
       </w:r>
       <w:r>
@@ -1008,7 +985,7 @@
       </w:tblGrid>
       <w:tr>
         <w:trPr>
-          <w:trHeight w:val="7765"/>
+          <w:trHeight w:val="7587"/>
         </w:trPr>
         <w:tc>
           <w:tcPr>
@@ -1045,12 +1022,6 @@
             <w:r>
               <w:t>import time</w:t>
             </w:r>
-          </w:p>
-          <w:p>
-            <w:pPr>
-              <w:pStyle w:val="afd"/>
-              <w:spacing w:after="0"/>
-            </w:pPr>
           </w:p>
           <w:p>
             <w:pPr>
@@ -1648,27 +1619,27 @@
         <w:pStyle w:val="af4"/>
       </w:pPr>
       <w:r>
+        <w:t xml:space="preserve">Рисунок </w:t>
+      </w:r>
+      <w:r>
+        <w:t>2.1</w:t>
+      </w:r>
+      <w:r>
+        <w:t>.1</w:t>
+      </w:r>
+      <w:r>
+        <w:t xml:space="preserve">.1 – </w:t>
+      </w:r>
+      <w:r>
+        <w:t xml:space="preserve">Работа программы Lab-03x при </w:t>
+      </w:r>
+      <w:r>
+        <w:t>отсутсвии параметров</w:t>
+      </w:r>
+    </w:p>
+    <w:p>
+      <w:r>
         <w:lastRenderedPageBreak/>
-        <w:t xml:space="preserve">Рисунок </w:t>
-      </w:r>
-      <w:r>
-        <w:t>2.1</w:t>
-      </w:r>
-      <w:r>
-        <w:t>.1</w:t>
-      </w:r>
-      <w:r>
-        <w:t xml:space="preserve">.1 – </w:t>
-      </w:r>
-      <w:r>
-        <w:t xml:space="preserve">Работа программы Lab-03x при </w:t>
-      </w:r>
-      <w:r>
-        <w:t>отсутсвии параметров</w:t>
-      </w:r>
-    </w:p>
-    <w:p>
-      <w:r>
         <w:t>Теперь выполним программу с параметром командной строки:</w:t>
       </w:r>
     </w:p>
@@ -1795,10 +1766,7 @@
         <w:t>2.1</w:t>
       </w:r>
       <w:r>
-        <w:t>.1</w:t>
-      </w:r>
-      <w:r>
-        <w:t>.</w:t>
+        <w:t>.1.</w:t>
       </w:r>
       <w:r>
         <w:t>3</w:t>
@@ -1979,9 +1947,6 @@
         <w:t>2.</w:t>
       </w:r>
       <w:r>
-        <w:rPr>
-          <w:lang w:val="en-US"/>
-        </w:rPr>
         <w:t>1.</w:t>
       </w:r>
       <w:r>
@@ -2113,17 +2078,11 @@
             <w:pPr>
               <w:pStyle w:val="afd"/>
               <w:spacing w:after="0"/>
-              <w:rPr>
-                <w:lang w:val="ru-RU"/>
-              </w:rPr>
             </w:pPr>
             <w:r>
               <w:t xml:space="preserve">    processes</w:t>
             </w:r>
             <w:r>
-              <w:rPr>
-                <w:lang w:val="ru-RU"/>
-              </w:rPr>
               <w:t xml:space="preserve"> = []</w:t>
             </w:r>
           </w:p>
@@ -2224,14 +2183,8 @@
             <w:pPr>
               <w:pStyle w:val="afd"/>
               <w:spacing w:after="0"/>
-              <w:rPr>
-                <w:lang w:val="ru-RU"/>
-              </w:rPr>
-            </w:pPr>
-            <w:r>
-              <w:rPr>
-                <w:lang w:val="ru-RU"/>
-              </w:rPr>
+            </w:pPr>
+            <w:r>
               <w:t xml:space="preserve">    </w:t>
             </w:r>
             <w:proofErr w:type="spellStart"/>
@@ -2240,9 +2193,6 @@
             </w:r>
             <w:proofErr w:type="spellEnd"/>
             <w:r>
-              <w:rPr>
-                <w:lang w:val="ru-RU"/>
-              </w:rPr>
               <w:t xml:space="preserve"> = </w:t>
             </w:r>
             <w:proofErr w:type="spellStart"/>
@@ -2250,30 +2200,21 @@
             <w:r>
               <w:t>os</w:t>
             </w:r>
+            <w:r>
+              <w:t>.</w:t>
+            </w:r>
+            <w:r>
+              <w:t>environ</w:t>
+            </w:r>
+            <w:proofErr w:type="gramEnd"/>
+            <w:r>
+              <w:t>.</w:t>
+            </w:r>
+            <w:r>
+              <w:t>copy</w:t>
+            </w:r>
             <w:proofErr w:type="spellEnd"/>
             <w:r>
-              <w:rPr>
-                <w:lang w:val="ru-RU"/>
-              </w:rPr>
-              <w:t>.</w:t>
-            </w:r>
-            <w:r>
-              <w:t>environ</w:t>
-            </w:r>
-            <w:proofErr w:type="gramEnd"/>
-            <w:r>
-              <w:rPr>
-                <w:lang w:val="ru-RU"/>
-              </w:rPr>
-              <w:t>.</w:t>
-            </w:r>
-            <w:r>
-              <w:t>copy</w:t>
-            </w:r>
-            <w:r>
-              <w:rPr>
-                <w:lang w:val="ru-RU"/>
-              </w:rPr>
               <w:t>()</w:t>
             </w:r>
           </w:p>
@@ -2283,9 +2224,6 @@
               <w:spacing w:after="0"/>
             </w:pPr>
             <w:r>
-              <w:rPr>
-                <w:lang w:val="ru-RU"/>
-              </w:rPr>
               <w:t xml:space="preserve">    </w:t>
             </w:r>
             <w:proofErr w:type="spellStart"/>
@@ -2364,9 +2302,6 @@
               </w:rPr>
             </w:pPr>
             <w:r>
-              <w:rPr>
-                <w:lang w:val="ru-RU"/>
-              </w:rPr>
               <w:t xml:space="preserve">    </w:t>
             </w:r>
             <w:r>
@@ -2611,855 +2546,71 @@
         <w:t>6024</w:t>
       </w:r>
       <w:r>
-        <w:t>,</w:t>
-      </w:r>
-      <w:r>
-        <w:t xml:space="preserve"> </w:t>
+        <w:t xml:space="preserve">, </w:t>
       </w:r>
       <w:r>
         <w:t>1</w:t>
       </w:r>
       <w:r>
-        <w:t xml:space="preserve">112) выполняются параллельно, </w:t>
-      </w:r>
-      <w:r>
-        <w:t>каждый из них отрабатывает заданное количество итер</w:t>
-      </w:r>
-      <w:r>
-        <w:t xml:space="preserve">аций (5, 7 и 9 соответственно). </w:t>
-      </w:r>
-      <w:r>
-        <w:t>После завершения всех процессов родительский процесс выводит сообщение:</w:t>
-      </w:r>
-      <w:r>
-        <w:t xml:space="preserve"> «</w:t>
-      </w:r>
-      <w:r>
-        <w:t>В</w:t>
-      </w:r>
-      <w:r>
-        <w:t>се дочерние процессы завершены.»</w:t>
-      </w:r>
-    </w:p>
-    <w:p>
-      <w:pPr>
-        <w:pStyle w:val="3"/>
-      </w:pPr>
-      <w:r>
-        <w:t>2.</w:t>
-      </w:r>
-      <w:r>
-        <w:rPr>
+        <w:t>112) выполняются параллельно, каждый из них отрабатывает заданное количество итераций (5, 7 и 9 соответственно). После завершения всех процессов родительский процесс выводит сообщение: «Все дочерние процессы завершены.»</w:t>
+      </w:r>
+    </w:p>
+    <w:p>
+      <w:pPr>
+        <w:rPr>
+          <w:rFonts w:cs="Times New Roman"/>
+          <w:szCs w:val="28"/>
+        </w:rPr>
+      </w:pPr>
+      <w:r>
+        <w:rPr>
+          <w:rFonts w:cs="Times New Roman"/>
+          <w:szCs w:val="28"/>
+        </w:rPr>
+        <w:t>Просмотр</w:t>
+      </w:r>
+      <w:r>
+        <w:rPr>
+          <w:rFonts w:cs="Times New Roman"/>
+          <w:szCs w:val="28"/>
+        </w:rPr>
+        <w:t xml:space="preserve"> информации о созданных процессах</w:t>
+      </w:r>
+      <w:r>
+        <w:rPr>
+          <w:rFonts w:cs="Times New Roman"/>
+          <w:szCs w:val="28"/>
+        </w:rPr>
+        <w:t xml:space="preserve"> при помощи </w:t>
+      </w:r>
+      <w:proofErr w:type="spellStart"/>
+      <w:r>
+        <w:rPr>
+          <w:rFonts w:cs="Times New Roman"/>
+          <w:szCs w:val="28"/>
           <w:lang w:val="en-US"/>
         </w:rPr>
-        <w:t>1.</w:t>
-      </w:r>
-      <w:r>
-        <w:t>3</w:t>
-      </w:r>
-      <w:r>
-        <w:t xml:space="preserve"> </w:t>
-      </w:r>
-      <w:r>
-        <w:t xml:space="preserve">Приложение </w:t>
-      </w:r>
-      <w:r>
-        <w:t>Lab-03b.py</w:t>
-      </w:r>
-    </w:p>
-    <w:p>
-      <w:pPr>
-        <w:spacing w:after="0"/>
-      </w:pPr>
-      <w:r>
-        <w:t>Аналогично Lab-03a.py, но изменён порядок передачи аргументов:</w:t>
-      </w:r>
-    </w:p>
-    <w:p>
-      <w:pPr>
-        <w:pStyle w:val="a"/>
-      </w:pPr>
-      <w:r>
-        <w:t>первый процесс запускается бе</w:t>
-      </w:r>
-      <w:r>
-        <w:t>з указания количества итераций;</w:t>
-      </w:r>
-    </w:p>
-    <w:p>
-      <w:pPr>
-        <w:pStyle w:val="a"/>
-      </w:pPr>
-      <w:r>
-        <w:t>третий процесс запускается с NULL во втором параметре,</w:t>
-      </w:r>
-    </w:p>
-    <w:p>
-      <w:pPr>
-        <w:pStyle w:val="a"/>
-      </w:pPr>
-      <w:r>
-        <w:t>а значение переменной окружения устанавливается локально.</w:t>
-      </w:r>
-    </w:p>
-    <w:tbl>
-      <w:tblPr>
-        <w:tblStyle w:val="a5"/>
-        <w:tblW w:w="0" w:type="auto"/>
-        <w:tblLook w:val="04A0" w:firstRow="1" w:lastRow="0" w:firstColumn="1" w:lastColumn="0" w:noHBand="0" w:noVBand="1"/>
-      </w:tblPr>
-      <w:tblGrid>
-        <w:gridCol w:w="9345"/>
-      </w:tblGrid>
-      <w:tr>
-        <w:trPr>
-          <w:trHeight w:val="2542"/>
-        </w:trPr>
-        <w:tc>
-          <w:tcPr>
-            <w:tcW w:w="9345" w:type="dxa"/>
-          </w:tcPr>
-          <w:p>
-            <w:pPr>
-              <w:pStyle w:val="afd"/>
-              <w:spacing w:after="0"/>
-            </w:pPr>
-            <w:r>
-              <w:t xml:space="preserve">import </w:t>
-            </w:r>
-            <w:proofErr w:type="spellStart"/>
-            <w:r>
-              <w:t>os</w:t>
-            </w:r>
-            <w:proofErr w:type="spellEnd"/>
-          </w:p>
-          <w:p>
-            <w:pPr>
-              <w:pStyle w:val="afd"/>
-              <w:spacing w:after="0"/>
-            </w:pPr>
-            <w:r>
-              <w:t xml:space="preserve">import </w:t>
-            </w:r>
-            <w:proofErr w:type="spellStart"/>
-            <w:r>
-              <w:t>subprocess</w:t>
-            </w:r>
-            <w:proofErr w:type="spellEnd"/>
-          </w:p>
-          <w:p>
-            <w:pPr>
-              <w:pStyle w:val="afd"/>
-              <w:spacing w:after="0"/>
-            </w:pPr>
-          </w:p>
-          <w:p>
-            <w:pPr>
-              <w:pStyle w:val="afd"/>
-              <w:spacing w:after="0"/>
-            </w:pPr>
-            <w:proofErr w:type="spellStart"/>
-            <w:r>
-              <w:t>def</w:t>
-            </w:r>
-            <w:proofErr w:type="spellEnd"/>
-            <w:r>
-              <w:t xml:space="preserve"> </w:t>
-            </w:r>
-            <w:proofErr w:type="gramStart"/>
-            <w:r>
-              <w:t>main(</w:t>
-            </w:r>
-            <w:proofErr w:type="gramEnd"/>
-            <w:r>
-              <w:t>):</w:t>
-            </w:r>
-          </w:p>
-          <w:p>
-            <w:pPr>
-              <w:pStyle w:val="afd"/>
-              <w:spacing w:after="0"/>
-            </w:pPr>
-            <w:r>
-              <w:t xml:space="preserve">    processes = []</w:t>
-            </w:r>
-          </w:p>
-          <w:p>
-            <w:pPr>
-              <w:pStyle w:val="afd"/>
-              <w:spacing w:after="0"/>
-            </w:pPr>
-          </w:p>
-          <w:p>
-            <w:pPr>
-              <w:pStyle w:val="afd"/>
-              <w:spacing w:after="0"/>
-            </w:pPr>
-            <w:r>
-              <w:t xml:space="preserve">    </w:t>
-            </w:r>
-            <w:proofErr w:type="spellStart"/>
-            <w:proofErr w:type="gramStart"/>
-            <w:r>
-              <w:t>os.environ</w:t>
-            </w:r>
-            <w:proofErr w:type="spellEnd"/>
-            <w:proofErr w:type="gramEnd"/>
-            <w:r>
-              <w:t>["ITER_NUM"] = "4"</w:t>
-            </w:r>
-          </w:p>
-          <w:p>
-            <w:pPr>
-              <w:pStyle w:val="afd"/>
-              <w:spacing w:after="0"/>
-            </w:pPr>
-          </w:p>
-          <w:p>
-            <w:pPr>
-              <w:pStyle w:val="afd"/>
-              <w:spacing w:after="0"/>
-              <w:rPr>
-                <w:lang w:val="ru-RU"/>
-              </w:rPr>
-            </w:pPr>
-            <w:r>
-              <w:rPr>
-                <w:lang w:val="ru-RU"/>
-              </w:rPr>
-              <w:t xml:space="preserve">    </w:t>
-            </w:r>
-            <w:r>
-              <w:rPr>
-                <w:lang w:val="ru-RU"/>
-              </w:rPr>
-              <w:t># 1. Первый процесс — только имя файла</w:t>
-            </w:r>
-          </w:p>
-          <w:p>
-            <w:pPr>
-              <w:pStyle w:val="afd"/>
-              <w:spacing w:after="0"/>
-              <w:rPr>
-                <w:lang w:val="ru-RU"/>
-              </w:rPr>
-            </w:pPr>
-            <w:r>
-              <w:rPr>
-                <w:lang w:val="ru-RU"/>
-              </w:rPr>
-              <w:t xml:space="preserve">    </w:t>
-            </w:r>
-            <w:proofErr w:type="spellStart"/>
-            <w:r>
-              <w:t>cmd</w:t>
-            </w:r>
-            <w:proofErr w:type="spellEnd"/>
-            <w:r>
-              <w:rPr>
-                <w:lang w:val="ru-RU"/>
-              </w:rPr>
-              <w:t>1 = ["</w:t>
-            </w:r>
-            <w:r>
-              <w:t>python</w:t>
-            </w:r>
-            <w:r>
-              <w:rPr>
-                <w:lang w:val="ru-RU"/>
-              </w:rPr>
-              <w:t>", "</w:t>
-            </w:r>
-            <w:r>
-              <w:t>Lab</w:t>
-            </w:r>
-            <w:r>
-              <w:rPr>
-                <w:lang w:val="ru-RU"/>
-              </w:rPr>
-              <w:t>-03</w:t>
-            </w:r>
-            <w:r>
-              <w:t>x</w:t>
-            </w:r>
-            <w:r>
-              <w:rPr>
-                <w:lang w:val="ru-RU"/>
-              </w:rPr>
-              <w:t>.</w:t>
-            </w:r>
-            <w:proofErr w:type="spellStart"/>
-            <w:r>
-              <w:t>py</w:t>
-            </w:r>
-            <w:proofErr w:type="spellEnd"/>
-            <w:r>
-              <w:rPr>
-                <w:lang w:val="ru-RU"/>
-              </w:rPr>
-              <w:t>"]</w:t>
-            </w:r>
-          </w:p>
-          <w:p>
-            <w:pPr>
-              <w:pStyle w:val="afd"/>
-              <w:spacing w:after="0"/>
-            </w:pPr>
-            <w:r>
-              <w:rPr>
-                <w:lang w:val="ru-RU"/>
-              </w:rPr>
-              <w:t xml:space="preserve">    </w:t>
-            </w:r>
-            <w:proofErr w:type="spellStart"/>
-            <w:proofErr w:type="gramStart"/>
-            <w:r>
-              <w:t>processes.append</w:t>
-            </w:r>
-            <w:proofErr w:type="spellEnd"/>
-            <w:proofErr w:type="gramEnd"/>
-            <w:r>
-              <w:t>(</w:t>
-            </w:r>
-            <w:proofErr w:type="spellStart"/>
-            <w:r>
-              <w:t>subprocess.Popen</w:t>
-            </w:r>
-            <w:proofErr w:type="spellEnd"/>
-            <w:r>
-              <w:t>(cmd1))</w:t>
-            </w:r>
-          </w:p>
-          <w:p>
-            <w:pPr>
-              <w:pStyle w:val="afd"/>
-              <w:spacing w:after="0"/>
-            </w:pPr>
-          </w:p>
-          <w:p>
-            <w:pPr>
-              <w:pStyle w:val="afd"/>
-              <w:spacing w:after="0"/>
-              <w:rPr>
-                <w:lang w:val="ru-RU"/>
-              </w:rPr>
-            </w:pPr>
-            <w:r>
-              <w:rPr>
-                <w:lang w:val="ru-RU"/>
-              </w:rPr>
-              <w:t xml:space="preserve">    </w:t>
-            </w:r>
-            <w:r>
-              <w:rPr>
-                <w:lang w:val="ru-RU"/>
-              </w:rPr>
-              <w:t># 2. Второй процесс — обычный аргумент</w:t>
-            </w:r>
-          </w:p>
-          <w:p>
-            <w:pPr>
-              <w:pStyle w:val="afd"/>
-              <w:spacing w:after="0"/>
-              <w:rPr>
-                <w:lang w:val="ru-RU"/>
-              </w:rPr>
-            </w:pPr>
-            <w:r>
-              <w:rPr>
-                <w:lang w:val="ru-RU"/>
-              </w:rPr>
-              <w:t xml:space="preserve">    </w:t>
-            </w:r>
-            <w:proofErr w:type="spellStart"/>
-            <w:r>
-              <w:t>cmd</w:t>
-            </w:r>
-            <w:proofErr w:type="spellEnd"/>
-            <w:r>
-              <w:rPr>
-                <w:lang w:val="ru-RU"/>
-              </w:rPr>
-              <w:t>2 = ["</w:t>
-            </w:r>
-            <w:r>
-              <w:t>python</w:t>
-            </w:r>
-            <w:r>
-              <w:rPr>
-                <w:lang w:val="ru-RU"/>
-              </w:rPr>
-              <w:t>", "</w:t>
-            </w:r>
-            <w:r>
-              <w:t>Lab</w:t>
-            </w:r>
-            <w:r>
-              <w:rPr>
-                <w:lang w:val="ru-RU"/>
-              </w:rPr>
-              <w:t>-03</w:t>
-            </w:r>
-            <w:r>
-              <w:t>x</w:t>
-            </w:r>
-            <w:r>
-              <w:rPr>
-                <w:lang w:val="ru-RU"/>
-              </w:rPr>
-              <w:t>.</w:t>
-            </w:r>
-            <w:proofErr w:type="spellStart"/>
-            <w:r>
-              <w:t>py</w:t>
-            </w:r>
-            <w:proofErr w:type="spellEnd"/>
-            <w:r>
-              <w:rPr>
-                <w:lang w:val="ru-RU"/>
-              </w:rPr>
-              <w:t>", "6"]</w:t>
-            </w:r>
-          </w:p>
-          <w:p>
-            <w:pPr>
-              <w:pStyle w:val="afd"/>
-              <w:spacing w:after="0"/>
-            </w:pPr>
-            <w:r>
-              <w:rPr>
-                <w:lang w:val="ru-RU"/>
-              </w:rPr>
-              <w:t xml:space="preserve">    </w:t>
-            </w:r>
-            <w:proofErr w:type="spellStart"/>
-            <w:proofErr w:type="gramStart"/>
-            <w:r>
-              <w:t>processes.append</w:t>
-            </w:r>
-            <w:proofErr w:type="spellEnd"/>
-            <w:proofErr w:type="gramEnd"/>
-            <w:r>
-              <w:t>(</w:t>
-            </w:r>
-            <w:proofErr w:type="spellStart"/>
-            <w:r>
-              <w:t>subprocess.Popen</w:t>
-            </w:r>
-            <w:proofErr w:type="spellEnd"/>
-            <w:r>
-              <w:t>(cmd2))</w:t>
-            </w:r>
-          </w:p>
-          <w:p>
-            <w:pPr>
-              <w:pStyle w:val="afd"/>
-              <w:spacing w:after="0"/>
-            </w:pPr>
-          </w:p>
-          <w:p>
-            <w:pPr>
-              <w:pStyle w:val="afd"/>
-              <w:spacing w:after="0"/>
-              <w:rPr>
-                <w:lang w:val="ru-RU"/>
-              </w:rPr>
-            </w:pPr>
-            <w:r>
-              <w:rPr>
-                <w:lang w:val="ru-RU"/>
-              </w:rPr>
-              <w:t xml:space="preserve">    </w:t>
-            </w:r>
-            <w:r>
-              <w:rPr>
-                <w:lang w:val="ru-RU"/>
-              </w:rPr>
-              <w:t># 3. Третий процесс — локальная переменная окружения</w:t>
-            </w:r>
-          </w:p>
-          <w:p>
-            <w:pPr>
-              <w:pStyle w:val="afd"/>
-              <w:spacing w:after="0"/>
-              <w:rPr>
-                <w:lang w:val="ru-RU"/>
-              </w:rPr>
-            </w:pPr>
-            <w:r>
-              <w:rPr>
-                <w:lang w:val="ru-RU"/>
-              </w:rPr>
-              <w:t xml:space="preserve">    </w:t>
-            </w:r>
-            <w:proofErr w:type="spellStart"/>
-            <w:r>
-              <w:t>env</w:t>
-            </w:r>
-            <w:proofErr w:type="spellEnd"/>
-            <w:r>
-              <w:rPr>
-                <w:lang w:val="ru-RU"/>
-              </w:rPr>
-              <w:t xml:space="preserve"> = </w:t>
-            </w:r>
-            <w:proofErr w:type="spellStart"/>
-            <w:proofErr w:type="gramStart"/>
-            <w:r>
-              <w:t>os</w:t>
-            </w:r>
-            <w:proofErr w:type="spellEnd"/>
-            <w:r>
-              <w:rPr>
-                <w:lang w:val="ru-RU"/>
-              </w:rPr>
-              <w:t>.</w:t>
-            </w:r>
-            <w:r>
-              <w:t>environ</w:t>
-            </w:r>
-            <w:proofErr w:type="gramEnd"/>
-            <w:r>
-              <w:rPr>
-                <w:lang w:val="ru-RU"/>
-              </w:rPr>
-              <w:t>.</w:t>
-            </w:r>
-            <w:r>
-              <w:t>copy</w:t>
-            </w:r>
-            <w:r>
-              <w:rPr>
-                <w:lang w:val="ru-RU"/>
-              </w:rPr>
-              <w:t>()</w:t>
-            </w:r>
-          </w:p>
-          <w:p>
-            <w:pPr>
-              <w:pStyle w:val="afd"/>
-              <w:spacing w:after="0"/>
-            </w:pPr>
-            <w:r>
-              <w:rPr>
-                <w:lang w:val="ru-RU"/>
-              </w:rPr>
-              <w:t xml:space="preserve">    </w:t>
-            </w:r>
-            <w:proofErr w:type="spellStart"/>
-            <w:r>
-              <w:t>env</w:t>
-            </w:r>
-            <w:proofErr w:type="spellEnd"/>
-            <w:r>
-              <w:t>["ITER_NUM"] = "8"</w:t>
-            </w:r>
-          </w:p>
-          <w:p>
-            <w:pPr>
-              <w:pStyle w:val="afd"/>
-              <w:spacing w:after="0"/>
-            </w:pPr>
-            <w:r>
-              <w:t xml:space="preserve">    cmd3 = ["python", "Lab-03x.py"]</w:t>
-            </w:r>
-          </w:p>
-          <w:p>
-            <w:pPr>
-              <w:pStyle w:val="afd"/>
-              <w:spacing w:after="0"/>
-            </w:pPr>
-            <w:r>
-              <w:t xml:space="preserve">    </w:t>
-            </w:r>
-            <w:proofErr w:type="spellStart"/>
-            <w:proofErr w:type="gramStart"/>
-            <w:r>
-              <w:t>processes.append</w:t>
-            </w:r>
-            <w:proofErr w:type="spellEnd"/>
-            <w:proofErr w:type="gramEnd"/>
-            <w:r>
-              <w:t>(</w:t>
-            </w:r>
-            <w:proofErr w:type="spellStart"/>
-            <w:r>
-              <w:t>subprocess.Popen</w:t>
-            </w:r>
-            <w:proofErr w:type="spellEnd"/>
-            <w:r>
-              <w:t xml:space="preserve">(cmd3, </w:t>
-            </w:r>
-            <w:proofErr w:type="spellStart"/>
-            <w:r>
-              <w:t>env</w:t>
-            </w:r>
-            <w:proofErr w:type="spellEnd"/>
-            <w:r>
-              <w:t>=</w:t>
-            </w:r>
-            <w:proofErr w:type="spellStart"/>
-            <w:r>
-              <w:t>env</w:t>
-            </w:r>
-            <w:proofErr w:type="spellEnd"/>
-            <w:r>
-              <w:t>))</w:t>
-            </w:r>
-          </w:p>
-          <w:p>
-            <w:pPr>
-              <w:pStyle w:val="afd"/>
-              <w:spacing w:after="0"/>
-            </w:pPr>
-          </w:p>
-          <w:p>
-            <w:pPr>
-              <w:pStyle w:val="afd"/>
-              <w:spacing w:after="0"/>
-              <w:rPr>
-                <w:lang w:val="ru-RU"/>
-              </w:rPr>
-            </w:pPr>
-            <w:r>
-              <w:rPr>
-                <w:lang w:val="ru-RU"/>
-              </w:rPr>
-              <w:t xml:space="preserve">    </w:t>
-            </w:r>
-            <w:r>
-              <w:rPr>
-                <w:lang w:val="ru-RU"/>
-              </w:rPr>
-              <w:t># Ожидание завершения всех процессов</w:t>
-            </w:r>
-          </w:p>
-          <w:p>
-            <w:pPr>
-              <w:pStyle w:val="afd"/>
-              <w:spacing w:after="0"/>
-              <w:rPr>
-                <w:lang w:val="ru-RU"/>
-              </w:rPr>
-            </w:pPr>
-            <w:r>
-              <w:rPr>
-                <w:lang w:val="ru-RU"/>
-              </w:rPr>
-              <w:t xml:space="preserve">    </w:t>
-            </w:r>
-            <w:r>
-              <w:t>for</w:t>
-            </w:r>
-            <w:r>
-              <w:rPr>
-                <w:lang w:val="ru-RU"/>
-              </w:rPr>
-              <w:t xml:space="preserve"> </w:t>
-            </w:r>
-            <w:r>
-              <w:t>p</w:t>
-            </w:r>
-            <w:r>
-              <w:rPr>
-                <w:lang w:val="ru-RU"/>
-              </w:rPr>
-              <w:t xml:space="preserve"> </w:t>
-            </w:r>
-            <w:r>
-              <w:t>in</w:t>
-            </w:r>
-            <w:r>
-              <w:rPr>
-                <w:lang w:val="ru-RU"/>
-              </w:rPr>
-              <w:t xml:space="preserve"> </w:t>
-            </w:r>
-            <w:r>
-              <w:t>processes</w:t>
-            </w:r>
-            <w:r>
-              <w:rPr>
-                <w:lang w:val="ru-RU"/>
-              </w:rPr>
-              <w:t>:</w:t>
-            </w:r>
-          </w:p>
-          <w:p>
-            <w:pPr>
-              <w:pStyle w:val="afd"/>
-              <w:spacing w:after="0"/>
-              <w:rPr>
-                <w:lang w:val="ru-RU"/>
-              </w:rPr>
-            </w:pPr>
-            <w:r>
-              <w:rPr>
-                <w:lang w:val="ru-RU"/>
-              </w:rPr>
-              <w:t xml:space="preserve">        </w:t>
-            </w:r>
-            <w:proofErr w:type="gramStart"/>
-            <w:r>
-              <w:t>p</w:t>
-            </w:r>
-            <w:r>
-              <w:rPr>
-                <w:lang w:val="ru-RU"/>
-              </w:rPr>
-              <w:t>.</w:t>
-            </w:r>
-            <w:r>
-              <w:t>wait</w:t>
-            </w:r>
-            <w:proofErr w:type="gramEnd"/>
-            <w:r>
-              <w:rPr>
-                <w:lang w:val="ru-RU"/>
-              </w:rPr>
-              <w:t>()</w:t>
-            </w:r>
-          </w:p>
-          <w:p>
-            <w:pPr>
-              <w:pStyle w:val="afd"/>
-              <w:spacing w:after="0"/>
-              <w:rPr>
-                <w:lang w:val="ru-RU"/>
-              </w:rPr>
-            </w:pPr>
-          </w:p>
-          <w:p>
-            <w:pPr>
-              <w:pStyle w:val="afd"/>
-              <w:spacing w:after="0"/>
-              <w:rPr>
-                <w:lang w:val="ru-RU"/>
-              </w:rPr>
-            </w:pPr>
-            <w:r>
-              <w:rPr>
-                <w:lang w:val="ru-RU"/>
-              </w:rPr>
-              <w:t xml:space="preserve">    </w:t>
-            </w:r>
-            <w:proofErr w:type="gramStart"/>
-            <w:r>
-              <w:t>print</w:t>
-            </w:r>
-            <w:r>
-              <w:rPr>
-                <w:lang w:val="ru-RU"/>
-              </w:rPr>
-              <w:t>(</w:t>
-            </w:r>
-            <w:proofErr w:type="gramEnd"/>
-            <w:r>
-              <w:rPr>
-                <w:lang w:val="ru-RU"/>
-              </w:rPr>
-              <w:t>"Все дочерние процессы завершены.")</w:t>
-            </w:r>
-          </w:p>
-          <w:p>
-            <w:pPr>
-              <w:pStyle w:val="afd"/>
-              <w:spacing w:after="0"/>
-              <w:rPr>
-                <w:lang w:val="ru-RU"/>
-              </w:rPr>
-            </w:pPr>
-          </w:p>
-          <w:p>
-            <w:pPr>
-              <w:pStyle w:val="afd"/>
-              <w:spacing w:after="0"/>
-            </w:pPr>
-            <w:r>
-              <w:t>if __name__ == "__main__":</w:t>
-            </w:r>
-          </w:p>
-          <w:p>
-            <w:pPr>
-              <w:pStyle w:val="afd"/>
-              <w:spacing w:after="0"/>
-              <w:rPr>
-                <w:lang w:val="ru-RU"/>
-              </w:rPr>
-            </w:pPr>
-            <w:r>
-              <w:t xml:space="preserve">    main()</w:t>
-            </w:r>
-          </w:p>
-        </w:tc>
-      </w:tr>
-    </w:tbl>
+        <w:t>cmd</w:t>
+      </w:r>
+      <w:proofErr w:type="spellEnd"/>
+      <w:r>
+        <w:rPr>
+          <w:rFonts w:cs="Times New Roman"/>
+          <w:szCs w:val="28"/>
+        </w:rPr>
+        <w:t>:</w:t>
+      </w:r>
+    </w:p>
     <w:p>
       <w:pPr>
         <w:pStyle w:val="af4"/>
       </w:pPr>
       <w:r>
-        <w:t xml:space="preserve">Листинг </w:t>
-      </w:r>
-      <w:r>
-        <w:t>2.</w:t>
-      </w:r>
-      <w:r>
-        <w:t>1.</w:t>
-      </w:r>
-      <w:r>
-        <w:t>3</w:t>
-      </w:r>
-      <w:r>
-        <w:t xml:space="preserve">.1 – </w:t>
-      </w:r>
-      <w:r>
-        <w:t>Исходный код программы Lab-03b.py, использующей глобальную и локальную переменные окружения</w:t>
-      </w:r>
-    </w:p>
-    <w:p>
-      <w:pPr>
-        <w:spacing w:after="0"/>
-      </w:pPr>
-      <w:r>
-        <w:t>Программа запустит три процесса Lab-03x.py:</w:t>
-      </w:r>
-    </w:p>
-    <w:p>
-      <w:pPr>
-        <w:pStyle w:val="a"/>
-      </w:pPr>
-      <w:r>
-        <w:t>без аргумента (использует глобальную ITER_NUM),</w:t>
-      </w:r>
-    </w:p>
-    <w:p>
-      <w:pPr>
-        <w:pStyle w:val="a"/>
-      </w:pPr>
-      <w:r>
-        <w:t>с аргументом 6,</w:t>
-      </w:r>
-    </w:p>
-    <w:p>
-      <w:pPr>
-        <w:pStyle w:val="a"/>
-      </w:pPr>
-      <w:r>
-        <w:t>с локальной переменной окружения ITER_NUM=8.</w:t>
-      </w:r>
-    </w:p>
-    <w:p>
-      <w:pPr>
-        <w:pStyle w:val="af4"/>
-      </w:pPr>
-      <w:r>
-        <w:lastRenderedPageBreak/>
         <w:drawing>
-          <wp:inline distT="0" distB="0" distL="0" distR="0" wp14:anchorId="4AF9DE42" wp14:editId="62CCA6C1">
-            <wp:extent cx="5940425" cy="3733165"/>
-            <wp:effectExtent l="0" t="0" r="3175" b="635"/>
-            <wp:docPr id="16" name="Рисунок 16"/>
+          <wp:inline distT="0" distB="0" distL="0" distR="0" wp14:anchorId="0F997134" wp14:editId="3A7116B9">
+            <wp:extent cx="5940425" cy="2926715"/>
+            <wp:effectExtent l="0" t="0" r="3175" b="6985"/>
+            <wp:docPr id="5" name="Рисунок 5"/>
             <wp:cNvGraphicFramePr>
               <a:graphicFrameLocks xmlns:a="http://schemas.openxmlformats.org/drawingml/2006/main" noChangeAspect="1"/>
             </wp:cNvGraphicFramePr>
@@ -3479,7 +2630,7 @@
                   <pic:spPr>
                     <a:xfrm>
                       <a:off x="0" y="0"/>
-                      <a:ext cx="5940425" cy="3733165"/>
+                      <a:ext cx="5940425" cy="2926715"/>
                     </a:xfrm>
                     <a:prstGeom prst="rect">
                       <a:avLst/>
@@ -3497,357 +2648,88 @@
         <w:pStyle w:val="af4"/>
       </w:pPr>
       <w:r>
-        <w:t xml:space="preserve">Рисунок </w:t>
-      </w:r>
-      <w:r>
-        <w:t>2.</w:t>
+        <w:t>Рисунок 2.</w:t>
+      </w:r>
+      <w:r>
+        <w:t>1.</w:t>
+      </w:r>
+      <w:r>
+        <w:t>2</w:t>
+      </w:r>
+      <w:r>
+        <w:t>.</w:t>
+      </w:r>
+      <w:r>
+        <w:t>2</w:t>
+      </w:r>
+      <w:r>
+        <w:t xml:space="preserve"> – </w:t>
+      </w:r>
+      <w:r>
+        <w:t xml:space="preserve">Ипнвормация о процессах через </w:t>
       </w:r>
       <w:r>
         <w:rPr>
           <w:lang w:val="en-US"/>
         </w:rPr>
-        <w:t>1.</w:t>
-      </w:r>
-      <w:r>
-        <w:t>3</w:t>
-      </w:r>
-      <w:r>
-        <w:t xml:space="preserve">.1 – </w:t>
-      </w:r>
-      <w:r>
-        <w:t>Работа программы Lab-03</w:t>
-      </w:r>
-      <w:r>
-        <w:rPr>
-          <w:lang w:val="en-US"/>
-        </w:rPr>
-        <w:t>b</w:t>
-      </w:r>
-    </w:p>
-    <w:p>
-      <w:pPr>
-        <w:pStyle w:val="3"/>
-      </w:pPr>
-      <w:r>
-        <w:t>2.</w:t>
-      </w:r>
-      <w:r>
-        <w:t>4</w:t>
-      </w:r>
-      <w:r>
-        <w:t xml:space="preserve"> </w:t>
-      </w:r>
-      <w:r>
-        <w:t xml:space="preserve">Приложение </w:t>
-      </w:r>
-      <w:r>
-        <w:t>Lab-03c</w:t>
-      </w:r>
-    </w:p>
-    <w:p>
-      <w:r>
-        <w:t xml:space="preserve"> </w:t>
-      </w:r>
-      <w:r>
-        <w:t>Программа выводит список всех запущенных в системе процессов,</w:t>
-      </w:r>
-    </w:p>
-    <w:p>
-      <w:r>
-        <w:t>включая их PID и родительский PID.</w:t>
-      </w:r>
-    </w:p>
-    <w:tbl>
-      <w:tblPr>
-        <w:tblStyle w:val="a5"/>
-        <w:tblW w:w="0" w:type="auto"/>
-        <w:tblLook w:val="04A0" w:firstRow="1" w:lastRow="0" w:firstColumn="1" w:lastColumn="0" w:noHBand="0" w:noVBand="1"/>
-      </w:tblPr>
-      <w:tblGrid>
-        <w:gridCol w:w="9345"/>
-      </w:tblGrid>
-      <w:tr>
-        <w:trPr>
-          <w:trHeight w:val="2542"/>
-        </w:trPr>
-        <w:tc>
-          <w:tcPr>
-            <w:tcW w:w="9345" w:type="dxa"/>
-          </w:tcPr>
-          <w:p>
-            <w:pPr>
-              <w:pStyle w:val="afd"/>
-              <w:spacing w:after="0"/>
-            </w:pPr>
-            <w:r>
-              <w:t xml:space="preserve">import </w:t>
-            </w:r>
-            <w:proofErr w:type="spellStart"/>
-            <w:r>
-              <w:t>psutil</w:t>
-            </w:r>
-            <w:proofErr w:type="spellEnd"/>
-          </w:p>
-          <w:p>
-            <w:pPr>
-              <w:pStyle w:val="afd"/>
-              <w:spacing w:after="0"/>
-            </w:pPr>
-          </w:p>
-          <w:p>
-            <w:pPr>
-              <w:pStyle w:val="afd"/>
-              <w:spacing w:after="0"/>
-            </w:pPr>
-            <w:proofErr w:type="spellStart"/>
-            <w:r>
-              <w:t>def</w:t>
-            </w:r>
-            <w:proofErr w:type="spellEnd"/>
-            <w:r>
-              <w:t xml:space="preserve"> </w:t>
-            </w:r>
-            <w:proofErr w:type="gramStart"/>
-            <w:r>
-              <w:t>main(</w:t>
-            </w:r>
-            <w:proofErr w:type="gramEnd"/>
-            <w:r>
-              <w:t>):</w:t>
-            </w:r>
-          </w:p>
-          <w:p>
-            <w:pPr>
-              <w:pStyle w:val="afd"/>
-              <w:spacing w:after="0"/>
-            </w:pPr>
-            <w:r>
-              <w:t xml:space="preserve">    print(f"{'PID':&lt;10} {'Parent PID':&lt;12} {'Name'}")</w:t>
-            </w:r>
-          </w:p>
-          <w:p>
-            <w:pPr>
-              <w:pStyle w:val="afd"/>
-              <w:spacing w:after="0"/>
-            </w:pPr>
-            <w:r>
-              <w:t xml:space="preserve">    </w:t>
-            </w:r>
-            <w:proofErr w:type="gramStart"/>
-            <w:r>
-              <w:t>print(</w:t>
-            </w:r>
-            <w:proofErr w:type="gramEnd"/>
-            <w:r>
-              <w:t>"-" * 40)</w:t>
-            </w:r>
-          </w:p>
-          <w:p>
-            <w:pPr>
-              <w:pStyle w:val="afd"/>
-              <w:spacing w:after="0"/>
-            </w:pPr>
-            <w:r>
-              <w:t xml:space="preserve">    for </w:t>
-            </w:r>
-            <w:proofErr w:type="spellStart"/>
-            <w:r>
-              <w:t>proc</w:t>
-            </w:r>
-            <w:proofErr w:type="spellEnd"/>
-            <w:r>
-              <w:t xml:space="preserve"> in </w:t>
-            </w:r>
-            <w:proofErr w:type="spellStart"/>
-            <w:proofErr w:type="gramStart"/>
-            <w:r>
-              <w:t>psutil.process</w:t>
-            </w:r>
-            <w:proofErr w:type="gramEnd"/>
-            <w:r>
-              <w:t>_iter</w:t>
-            </w:r>
-            <w:proofErr w:type="spellEnd"/>
-            <w:r>
-              <w:t>(['</w:t>
-            </w:r>
-            <w:proofErr w:type="spellStart"/>
-            <w:r>
-              <w:t>pid</w:t>
-            </w:r>
-            <w:proofErr w:type="spellEnd"/>
-            <w:r>
-              <w:t>', '</w:t>
-            </w:r>
-            <w:proofErr w:type="spellStart"/>
-            <w:r>
-              <w:t>ppid</w:t>
-            </w:r>
-            <w:proofErr w:type="spellEnd"/>
-            <w:r>
-              <w:t>', 'name']):</w:t>
-            </w:r>
-          </w:p>
-          <w:p>
-            <w:pPr>
-              <w:pStyle w:val="afd"/>
-              <w:spacing w:after="0"/>
-            </w:pPr>
-            <w:r>
-              <w:t xml:space="preserve">        try:</w:t>
-            </w:r>
-          </w:p>
-          <w:p>
-            <w:pPr>
-              <w:pStyle w:val="afd"/>
-              <w:spacing w:after="0"/>
-            </w:pPr>
-            <w:r>
-              <w:t xml:space="preserve">            print(f"{proc.info['</w:t>
-            </w:r>
-            <w:proofErr w:type="spellStart"/>
-            <w:r>
-              <w:t>pid</w:t>
-            </w:r>
-            <w:proofErr w:type="spellEnd"/>
-            <w:proofErr w:type="gramStart"/>
-            <w:r>
-              <w:t>']:&lt;</w:t>
-            </w:r>
-            <w:proofErr w:type="gramEnd"/>
-            <w:r>
-              <w:t>10} {proc.info['</w:t>
-            </w:r>
-            <w:proofErr w:type="spellStart"/>
-            <w:r>
-              <w:t>ppid</w:t>
-            </w:r>
-            <w:proofErr w:type="spellEnd"/>
-            <w:r>
-              <w:t>']:&lt;12} {proc.info['name']}")</w:t>
-            </w:r>
-          </w:p>
-          <w:p>
-            <w:pPr>
-              <w:pStyle w:val="afd"/>
-              <w:spacing w:after="0"/>
-            </w:pPr>
-            <w:r>
-              <w:t xml:space="preserve">        except (</w:t>
-            </w:r>
-            <w:proofErr w:type="spellStart"/>
-            <w:proofErr w:type="gramStart"/>
-            <w:r>
-              <w:t>psutil.NoSuchProcess</w:t>
-            </w:r>
-            <w:proofErr w:type="spellEnd"/>
-            <w:proofErr w:type="gramEnd"/>
-            <w:r>
-              <w:t xml:space="preserve">, </w:t>
-            </w:r>
-            <w:proofErr w:type="spellStart"/>
-            <w:r>
-              <w:t>psutil.AccessDenied</w:t>
-            </w:r>
-            <w:proofErr w:type="spellEnd"/>
-            <w:r>
-              <w:t>):</w:t>
-            </w:r>
-          </w:p>
-          <w:p>
-            <w:pPr>
-              <w:pStyle w:val="afd"/>
-              <w:spacing w:after="0"/>
-            </w:pPr>
-            <w:r>
-              <w:t xml:space="preserve">            pass</w:t>
-            </w:r>
-          </w:p>
-          <w:p>
-            <w:pPr>
-              <w:pStyle w:val="afd"/>
-              <w:spacing w:after="0"/>
-            </w:pPr>
-          </w:p>
-          <w:p>
-            <w:pPr>
-              <w:pStyle w:val="afd"/>
-              <w:spacing w:after="0"/>
-            </w:pPr>
-            <w:r>
-              <w:t>if __name__ == "__main__":</w:t>
-            </w:r>
-          </w:p>
-          <w:p>
-            <w:pPr>
-              <w:pStyle w:val="afd"/>
-              <w:spacing w:after="0"/>
-              <w:rPr>
-                <w:lang w:val="ru-RU"/>
-              </w:rPr>
-            </w:pPr>
-            <w:r>
-              <w:t xml:space="preserve">    main()</w:t>
-            </w:r>
-          </w:p>
-        </w:tc>
-      </w:tr>
-    </w:tbl>
+        <w:t>cmd</w:t>
+      </w:r>
+    </w:p>
+    <w:p>
+      <w:pPr>
+        <w:rPr>
+          <w:rFonts w:cs="Times New Roman"/>
+          <w:szCs w:val="28"/>
+        </w:rPr>
+      </w:pPr>
+      <w:r>
+        <w:rPr>
+          <w:rFonts w:cs="Times New Roman"/>
+          <w:szCs w:val="28"/>
+        </w:rPr>
+        <w:t>П</w:t>
+      </w:r>
+      <w:r>
+        <w:rPr>
+          <w:rFonts w:cs="Times New Roman"/>
+          <w:szCs w:val="28"/>
+        </w:rPr>
+        <w:t>росмотр</w:t>
+      </w:r>
+      <w:r>
+        <w:rPr>
+          <w:rFonts w:cs="Times New Roman"/>
+          <w:szCs w:val="28"/>
+        </w:rPr>
+        <w:t xml:space="preserve"> информации о созданных процессах при помощи </w:t>
+      </w:r>
+      <w:proofErr w:type="spellStart"/>
+      <w:r>
+        <w:rPr>
+          <w:rFonts w:cs="Times New Roman"/>
+          <w:szCs w:val="28"/>
+        </w:rPr>
+        <w:t>TaskManager</w:t>
+      </w:r>
+      <w:proofErr w:type="spellEnd"/>
+      <w:r>
+        <w:rPr>
+          <w:rFonts w:cs="Times New Roman"/>
+          <w:szCs w:val="28"/>
+        </w:rPr>
+        <w:t>:</w:t>
+      </w:r>
+    </w:p>
     <w:p>
       <w:pPr>
         <w:pStyle w:val="af4"/>
       </w:pPr>
       <w:r>
-        <w:t xml:space="preserve">Листинг </w:t>
-      </w:r>
-      <w:r>
-        <w:t>2.</w:t>
-      </w:r>
-      <w:r>
-        <w:t>1.</w:t>
-      </w:r>
-      <w:r>
-        <w:t>3</w:t>
-      </w:r>
-      <w:r>
-        <w:t xml:space="preserve">.1 – </w:t>
-      </w:r>
-      <w:r>
-        <w:t>Программа Lab-03c.py, выводящая список запущенных в системе процессов</w:t>
-      </w:r>
-    </w:p>
-    <w:p>
-      <w:r>
-        <w:t xml:space="preserve">Для корректной работы приложения Lab-03c, предназначенного для вывода списка процессов в системе, необходимо наличие внешней библиотеки </w:t>
-      </w:r>
-      <w:proofErr w:type="spellStart"/>
-      <w:r>
-        <w:t>psutil</w:t>
-      </w:r>
-      <w:proofErr w:type="spellEnd"/>
-      <w:r>
-        <w:t xml:space="preserve">, обеспечивающей доступ к информации о процессах через </w:t>
-      </w:r>
-      <w:proofErr w:type="spellStart"/>
-      <w:r>
-        <w:t>Python</w:t>
-      </w:r>
-      <w:proofErr w:type="spellEnd"/>
-      <w:r>
-        <w:t xml:space="preserve"> API.</w:t>
-      </w:r>
-    </w:p>
-    <w:p>
-      <w:pPr>
-        <w:pStyle w:val="af4"/>
-      </w:pPr>
-      <w:r>
-        <w:lastRenderedPageBreak/>
         <w:drawing>
-          <wp:inline distT="0" distB="0" distL="0" distR="0" wp14:anchorId="25D7D0AA" wp14:editId="16963E6C">
-            <wp:extent cx="5940425" cy="3928745"/>
-            <wp:effectExtent l="0" t="0" r="3175" b="0"/>
-            <wp:docPr id="18" name="Рисунок 18"/>
+          <wp:inline distT="0" distB="0" distL="0" distR="0" wp14:anchorId="35D4E9EA" wp14:editId="190168AA">
+            <wp:extent cx="5940425" cy="2341245"/>
+            <wp:effectExtent l="0" t="0" r="3175" b="1905"/>
+            <wp:docPr id="4" name="Рисунок 4"/>
             <wp:cNvGraphicFramePr>
               <a:graphicFrameLocks xmlns:a="http://schemas.openxmlformats.org/drawingml/2006/main" noChangeAspect="1"/>
             </wp:cNvGraphicFramePr>
@@ -3867,7 +2749,7 @@
                   <pic:spPr>
                     <a:xfrm>
                       <a:off x="0" y="0"/>
-                      <a:ext cx="5940425" cy="3928745"/>
+                      <a:ext cx="5940425" cy="2341245"/>
                     </a:xfrm>
                     <a:prstGeom prst="rect">
                       <a:avLst/>
@@ -3885,127 +2767,856 @@
         <w:pStyle w:val="af4"/>
       </w:pPr>
       <w:r>
-        <w:t xml:space="preserve">Рисунок </w:t>
+        <w:t>Рисунок 2.</w:t>
+      </w:r>
+      <w:r>
+        <w:t>1.</w:t>
       </w:r>
       <w:r>
         <w:t>2.</w:t>
       </w:r>
       <w:r>
+        <w:t>3</w:t>
+      </w:r>
+      <w:r>
+        <w:t xml:space="preserve"> – Ипнвормация о процессах через TaskManager</w:t>
+      </w:r>
+    </w:p>
+    <w:p/>
+    <w:p/>
+    <w:p>
+      <w:pPr>
+        <w:pStyle w:val="3"/>
+      </w:pPr>
+      <w:r>
+        <w:lastRenderedPageBreak/>
+        <w:t>2.</w:t>
+      </w:r>
+      <w:r>
         <w:t>1.</w:t>
       </w:r>
       <w:r>
         <w:t>3</w:t>
       </w:r>
       <w:r>
+        <w:t xml:space="preserve"> </w:t>
+      </w:r>
+      <w:r>
+        <w:t xml:space="preserve">Приложение </w:t>
+      </w:r>
+      <w:r>
+        <w:t>Lab-03b.py</w:t>
+      </w:r>
+    </w:p>
+    <w:p>
+      <w:pPr>
+        <w:spacing w:after="0"/>
+      </w:pPr>
+      <w:r>
+        <w:t>Аналогично Lab-03a.py, но изменён порядок передачи аргументов:</w:t>
+      </w:r>
+    </w:p>
+    <w:p>
+      <w:pPr>
+        <w:pStyle w:val="a"/>
+      </w:pPr>
+      <w:r>
+        <w:t>первый процесс запускается без указания количества итераций;</w:t>
+      </w:r>
+    </w:p>
+    <w:p>
+      <w:pPr>
+        <w:pStyle w:val="a"/>
+      </w:pPr>
+      <w:r>
+        <w:t>третий процесс запускается с NULL во втором параметре,</w:t>
+      </w:r>
+    </w:p>
+    <w:p>
+      <w:pPr>
+        <w:pStyle w:val="a"/>
+      </w:pPr>
+      <w:r>
+        <w:t>а значение переменной окружения устанавливается локально.</w:t>
+      </w:r>
+    </w:p>
+    <w:tbl>
+      <w:tblPr>
+        <w:tblStyle w:val="a5"/>
+        <w:tblW w:w="0" w:type="auto"/>
+        <w:tblLook w:val="04A0" w:firstRow="1" w:lastRow="0" w:firstColumn="1" w:lastColumn="0" w:noHBand="0" w:noVBand="1"/>
+      </w:tblPr>
+      <w:tblGrid>
+        <w:gridCol w:w="9345"/>
+      </w:tblGrid>
+      <w:tr>
+        <w:trPr>
+          <w:trHeight w:val="2542"/>
+        </w:trPr>
+        <w:tc>
+          <w:tcPr>
+            <w:tcW w:w="9345" w:type="dxa"/>
+          </w:tcPr>
+          <w:p>
+            <w:pPr>
+              <w:pStyle w:val="afd"/>
+              <w:spacing w:after="0"/>
+            </w:pPr>
+            <w:r>
+              <w:t xml:space="preserve">import </w:t>
+            </w:r>
+            <w:proofErr w:type="spellStart"/>
+            <w:r>
+              <w:t>os</w:t>
+            </w:r>
+            <w:proofErr w:type="spellEnd"/>
+          </w:p>
+          <w:p>
+            <w:pPr>
+              <w:pStyle w:val="afd"/>
+              <w:spacing w:after="0"/>
+            </w:pPr>
+            <w:r>
+              <w:t xml:space="preserve">import </w:t>
+            </w:r>
+            <w:proofErr w:type="spellStart"/>
+            <w:r>
+              <w:t>subprocess</w:t>
+            </w:r>
+            <w:proofErr w:type="spellEnd"/>
+          </w:p>
+          <w:p>
+            <w:pPr>
+              <w:pStyle w:val="afd"/>
+              <w:spacing w:after="0"/>
+            </w:pPr>
+          </w:p>
+          <w:p>
+            <w:pPr>
+              <w:pStyle w:val="afd"/>
+              <w:spacing w:after="0"/>
+            </w:pPr>
+            <w:proofErr w:type="spellStart"/>
+            <w:r>
+              <w:t>def</w:t>
+            </w:r>
+            <w:proofErr w:type="spellEnd"/>
+            <w:r>
+              <w:t xml:space="preserve"> </w:t>
+            </w:r>
+            <w:proofErr w:type="gramStart"/>
+            <w:r>
+              <w:t>main(</w:t>
+            </w:r>
+            <w:proofErr w:type="gramEnd"/>
+            <w:r>
+              <w:t>):</w:t>
+            </w:r>
+          </w:p>
+          <w:p>
+            <w:pPr>
+              <w:pStyle w:val="afd"/>
+              <w:spacing w:after="0"/>
+            </w:pPr>
+            <w:r>
+              <w:t xml:space="preserve">    processes = []</w:t>
+            </w:r>
+          </w:p>
+          <w:p>
+            <w:pPr>
+              <w:pStyle w:val="afd"/>
+              <w:spacing w:after="0"/>
+            </w:pPr>
+          </w:p>
+          <w:p>
+            <w:pPr>
+              <w:pStyle w:val="afd"/>
+              <w:spacing w:after="0"/>
+              <w:rPr>
+                <w:lang w:val="ru-RU"/>
+              </w:rPr>
+            </w:pPr>
+            <w:r>
+              <w:t xml:space="preserve">    </w:t>
+            </w:r>
+            <w:proofErr w:type="spellStart"/>
+            <w:proofErr w:type="gramStart"/>
+            <w:r>
+              <w:t>os</w:t>
+            </w:r>
+            <w:proofErr w:type="spellEnd"/>
+            <w:r>
+              <w:rPr>
+                <w:lang w:val="ru-RU"/>
+              </w:rPr>
+              <w:t>.</w:t>
+            </w:r>
+            <w:r>
+              <w:t>environ</w:t>
+            </w:r>
+            <w:proofErr w:type="gramEnd"/>
+            <w:r>
+              <w:rPr>
+                <w:lang w:val="ru-RU"/>
+              </w:rPr>
+              <w:t>["</w:t>
+            </w:r>
+            <w:r>
+              <w:t>ITER</w:t>
+            </w:r>
+            <w:r>
+              <w:rPr>
+                <w:lang w:val="ru-RU"/>
+              </w:rPr>
+              <w:t>_</w:t>
+            </w:r>
+            <w:r>
+              <w:t>NUM</w:t>
+            </w:r>
+            <w:r>
+              <w:rPr>
+                <w:lang w:val="ru-RU"/>
+              </w:rPr>
+              <w:t>"] = "4"</w:t>
+            </w:r>
+          </w:p>
+          <w:p>
+            <w:pPr>
+              <w:pStyle w:val="afd"/>
+              <w:spacing w:after="0"/>
+              <w:rPr>
+                <w:lang w:val="ru-RU"/>
+              </w:rPr>
+            </w:pPr>
+          </w:p>
+          <w:p>
+            <w:pPr>
+              <w:pStyle w:val="afd"/>
+              <w:spacing w:after="0"/>
+              <w:rPr>
+                <w:lang w:val="ru-RU"/>
+              </w:rPr>
+            </w:pPr>
+            <w:r>
+              <w:rPr>
+                <w:lang w:val="ru-RU"/>
+              </w:rPr>
+              <w:t xml:space="preserve">    </w:t>
+            </w:r>
+            <w:r>
+              <w:rPr>
+                <w:lang w:val="ru-RU"/>
+              </w:rPr>
+              <w:t># 1. Первый процесс — только имя файла</w:t>
+            </w:r>
+          </w:p>
+          <w:p>
+            <w:pPr>
+              <w:pStyle w:val="afd"/>
+              <w:spacing w:after="0"/>
+            </w:pPr>
+            <w:r>
+              <w:rPr>
+                <w:lang w:val="ru-RU"/>
+              </w:rPr>
+              <w:t xml:space="preserve">    </w:t>
+            </w:r>
+            <w:r>
+              <w:t>cmd</w:t>
+            </w:r>
+            <w:r>
+              <w:t>1 = ["</w:t>
+            </w:r>
+            <w:r>
+              <w:t>python</w:t>
+            </w:r>
+            <w:r>
+              <w:t>", "</w:t>
+            </w:r>
+            <w:r>
+              <w:t>Lab</w:t>
+            </w:r>
+            <w:r>
+              <w:t>-03</w:t>
+            </w:r>
+            <w:r>
+              <w:t>x</w:t>
+            </w:r>
+            <w:r>
+              <w:t>.</w:t>
+            </w:r>
+            <w:r>
+              <w:t>py</w:t>
+            </w:r>
+            <w:r>
+              <w:t>"]</w:t>
+            </w:r>
+          </w:p>
+          <w:p>
+            <w:pPr>
+              <w:pStyle w:val="afd"/>
+              <w:spacing w:after="0"/>
+            </w:pPr>
+            <w:r>
+              <w:t xml:space="preserve">    </w:t>
+            </w:r>
+            <w:proofErr w:type="spellStart"/>
+            <w:proofErr w:type="gramStart"/>
+            <w:r>
+              <w:t>processes.append</w:t>
+            </w:r>
+            <w:proofErr w:type="spellEnd"/>
+            <w:proofErr w:type="gramEnd"/>
+            <w:r>
+              <w:t>(</w:t>
+            </w:r>
+            <w:proofErr w:type="spellStart"/>
+            <w:r>
+              <w:t>subprocess.Popen</w:t>
+            </w:r>
+            <w:proofErr w:type="spellEnd"/>
+            <w:r>
+              <w:t>(cmd1))</w:t>
+            </w:r>
+          </w:p>
+          <w:p>
+            <w:pPr>
+              <w:pStyle w:val="afd"/>
+              <w:spacing w:after="0"/>
+            </w:pPr>
+          </w:p>
+          <w:p>
+            <w:pPr>
+              <w:pStyle w:val="afd"/>
+              <w:spacing w:after="0"/>
+              <w:rPr>
+                <w:lang w:val="ru-RU"/>
+              </w:rPr>
+            </w:pPr>
+            <w:r>
+              <w:t xml:space="preserve">    </w:t>
+            </w:r>
+            <w:r>
+              <w:rPr>
+                <w:lang w:val="ru-RU"/>
+              </w:rPr>
+              <w:t># 2. Второй процесс — обычный аргумент</w:t>
+            </w:r>
+          </w:p>
+          <w:p>
+            <w:pPr>
+              <w:pStyle w:val="afd"/>
+              <w:spacing w:after="0"/>
+              <w:rPr>
+                <w:lang w:val="ru-RU"/>
+              </w:rPr>
+            </w:pPr>
+            <w:r>
+              <w:rPr>
+                <w:lang w:val="ru-RU"/>
+              </w:rPr>
+              <w:t xml:space="preserve">    </w:t>
+            </w:r>
+            <w:proofErr w:type="spellStart"/>
+            <w:r>
+              <w:t>cmd</w:t>
+            </w:r>
+            <w:proofErr w:type="spellEnd"/>
+            <w:r>
+              <w:rPr>
+                <w:lang w:val="ru-RU"/>
+              </w:rPr>
+              <w:t>2 = ["</w:t>
+            </w:r>
+            <w:r>
+              <w:t>python</w:t>
+            </w:r>
+            <w:r>
+              <w:rPr>
+                <w:lang w:val="ru-RU"/>
+              </w:rPr>
+              <w:t>", "</w:t>
+            </w:r>
+            <w:r>
+              <w:t>Lab</w:t>
+            </w:r>
+            <w:r>
+              <w:rPr>
+                <w:lang w:val="ru-RU"/>
+              </w:rPr>
+              <w:t>-03</w:t>
+            </w:r>
+            <w:r>
+              <w:t>x</w:t>
+            </w:r>
+            <w:r>
+              <w:rPr>
+                <w:lang w:val="ru-RU"/>
+              </w:rPr>
+              <w:t>.</w:t>
+            </w:r>
+            <w:proofErr w:type="spellStart"/>
+            <w:r>
+              <w:t>py</w:t>
+            </w:r>
+            <w:proofErr w:type="spellEnd"/>
+            <w:r>
+              <w:rPr>
+                <w:lang w:val="ru-RU"/>
+              </w:rPr>
+              <w:t>", "6"]</w:t>
+            </w:r>
+          </w:p>
+          <w:p>
+            <w:pPr>
+              <w:pStyle w:val="afd"/>
+              <w:spacing w:after="0"/>
+            </w:pPr>
+            <w:r>
+              <w:rPr>
+                <w:lang w:val="ru-RU"/>
+              </w:rPr>
+              <w:t xml:space="preserve">    </w:t>
+            </w:r>
+            <w:proofErr w:type="spellStart"/>
+            <w:proofErr w:type="gramStart"/>
+            <w:r>
+              <w:t>processes.append</w:t>
+            </w:r>
+            <w:proofErr w:type="spellEnd"/>
+            <w:proofErr w:type="gramEnd"/>
+            <w:r>
+              <w:t>(</w:t>
+            </w:r>
+            <w:proofErr w:type="spellStart"/>
+            <w:r>
+              <w:t>subprocess.Popen</w:t>
+            </w:r>
+            <w:proofErr w:type="spellEnd"/>
+            <w:r>
+              <w:t>(cmd2))</w:t>
+            </w:r>
+          </w:p>
+          <w:p>
+            <w:pPr>
+              <w:pStyle w:val="afd"/>
+              <w:spacing w:after="0"/>
+            </w:pPr>
+          </w:p>
+          <w:p>
+            <w:pPr>
+              <w:pStyle w:val="afd"/>
+              <w:spacing w:after="0"/>
+              <w:rPr>
+                <w:lang w:val="ru-RU"/>
+              </w:rPr>
+            </w:pPr>
+            <w:r>
+              <w:t xml:space="preserve">    </w:t>
+            </w:r>
+            <w:r>
+              <w:rPr>
+                <w:lang w:val="ru-RU"/>
+              </w:rPr>
+              <w:t># 3. Третий процесс — локальная переменная окружения</w:t>
+            </w:r>
+          </w:p>
+          <w:p>
+            <w:pPr>
+              <w:pStyle w:val="afd"/>
+              <w:spacing w:after="0"/>
+              <w:rPr>
+                <w:lang w:val="ru-RU"/>
+              </w:rPr>
+            </w:pPr>
+            <w:r>
+              <w:rPr>
+                <w:lang w:val="ru-RU"/>
+              </w:rPr>
+              <w:t xml:space="preserve">    </w:t>
+            </w:r>
+            <w:proofErr w:type="spellStart"/>
+            <w:r>
+              <w:t>env</w:t>
+            </w:r>
+            <w:proofErr w:type="spellEnd"/>
+            <w:r>
+              <w:rPr>
+                <w:lang w:val="ru-RU"/>
+              </w:rPr>
+              <w:t xml:space="preserve"> = </w:t>
+            </w:r>
+            <w:proofErr w:type="spellStart"/>
+            <w:proofErr w:type="gramStart"/>
+            <w:r>
+              <w:t>os</w:t>
+            </w:r>
+            <w:proofErr w:type="spellEnd"/>
+            <w:r>
+              <w:rPr>
+                <w:lang w:val="ru-RU"/>
+              </w:rPr>
+              <w:t>.</w:t>
+            </w:r>
+            <w:r>
+              <w:t>environ</w:t>
+            </w:r>
+            <w:proofErr w:type="gramEnd"/>
+            <w:r>
+              <w:rPr>
+                <w:lang w:val="ru-RU"/>
+              </w:rPr>
+              <w:t>.</w:t>
+            </w:r>
+            <w:r>
+              <w:t>copy</w:t>
+            </w:r>
+            <w:r>
+              <w:rPr>
+                <w:lang w:val="ru-RU"/>
+              </w:rPr>
+              <w:t>()</w:t>
+            </w:r>
+          </w:p>
+          <w:p>
+            <w:pPr>
+              <w:pStyle w:val="afd"/>
+              <w:spacing w:after="0"/>
+              <w:rPr>
+                <w:lang w:val="ru-RU"/>
+              </w:rPr>
+            </w:pPr>
+            <w:r>
+              <w:rPr>
+                <w:lang w:val="ru-RU"/>
+              </w:rPr>
+              <w:t xml:space="preserve">    </w:t>
+            </w:r>
+            <w:proofErr w:type="spellStart"/>
+            <w:r>
+              <w:t>env</w:t>
+            </w:r>
+            <w:proofErr w:type="spellEnd"/>
+            <w:r>
+              <w:rPr>
+                <w:lang w:val="ru-RU"/>
+              </w:rPr>
+              <w:t>["</w:t>
+            </w:r>
+            <w:r>
+              <w:t>ITER</w:t>
+            </w:r>
+            <w:r>
+              <w:rPr>
+                <w:lang w:val="ru-RU"/>
+              </w:rPr>
+              <w:t>_</w:t>
+            </w:r>
+            <w:r>
+              <w:t>NUM</w:t>
+            </w:r>
+            <w:r>
+              <w:rPr>
+                <w:lang w:val="ru-RU"/>
+              </w:rPr>
+              <w:t>"] = "8"</w:t>
+            </w:r>
+          </w:p>
+          <w:p>
+            <w:pPr>
+              <w:pStyle w:val="afd"/>
+              <w:spacing w:after="0"/>
+            </w:pPr>
+            <w:r>
+              <w:rPr>
+                <w:lang w:val="ru-RU"/>
+              </w:rPr>
+              <w:t xml:space="preserve">    </w:t>
+            </w:r>
+            <w:r>
+              <w:t>cmd3 = ["python", "Lab-03x.py"]</w:t>
+            </w:r>
+          </w:p>
+          <w:p>
+            <w:pPr>
+              <w:pStyle w:val="afd"/>
+              <w:spacing w:after="0"/>
+            </w:pPr>
+            <w:r>
+              <w:t xml:space="preserve">    </w:t>
+            </w:r>
+            <w:proofErr w:type="spellStart"/>
+            <w:proofErr w:type="gramStart"/>
+            <w:r>
+              <w:t>processes.append</w:t>
+            </w:r>
+            <w:proofErr w:type="spellEnd"/>
+            <w:proofErr w:type="gramEnd"/>
+            <w:r>
+              <w:t>(</w:t>
+            </w:r>
+            <w:proofErr w:type="spellStart"/>
+            <w:r>
+              <w:t>subprocess.Popen</w:t>
+            </w:r>
+            <w:proofErr w:type="spellEnd"/>
+            <w:r>
+              <w:t xml:space="preserve">(cmd3, </w:t>
+            </w:r>
+            <w:proofErr w:type="spellStart"/>
+            <w:r>
+              <w:t>env</w:t>
+            </w:r>
+            <w:proofErr w:type="spellEnd"/>
+            <w:r>
+              <w:t>=</w:t>
+            </w:r>
+            <w:proofErr w:type="spellStart"/>
+            <w:r>
+              <w:t>env</w:t>
+            </w:r>
+            <w:proofErr w:type="spellEnd"/>
+            <w:r>
+              <w:t>))</w:t>
+            </w:r>
+          </w:p>
+          <w:p>
+            <w:pPr>
+              <w:pStyle w:val="afd"/>
+              <w:spacing w:after="0"/>
+            </w:pPr>
+          </w:p>
+          <w:p>
+            <w:pPr>
+              <w:pStyle w:val="afd"/>
+              <w:spacing w:after="0"/>
+              <w:rPr>
+                <w:lang w:val="ru-RU"/>
+              </w:rPr>
+            </w:pPr>
+            <w:r>
+              <w:t xml:space="preserve">    </w:t>
+            </w:r>
+            <w:r>
+              <w:rPr>
+                <w:lang w:val="ru-RU"/>
+              </w:rPr>
+              <w:t># Ожидание завершения всех процессов</w:t>
+            </w:r>
+          </w:p>
+          <w:p>
+            <w:pPr>
+              <w:pStyle w:val="afd"/>
+              <w:spacing w:after="0"/>
+              <w:rPr>
+                <w:lang w:val="ru-RU"/>
+              </w:rPr>
+            </w:pPr>
+            <w:r>
+              <w:rPr>
+                <w:lang w:val="ru-RU"/>
+              </w:rPr>
+              <w:t xml:space="preserve">    </w:t>
+            </w:r>
+            <w:r>
+              <w:t>for</w:t>
+            </w:r>
+            <w:r>
+              <w:rPr>
+                <w:lang w:val="ru-RU"/>
+              </w:rPr>
+              <w:t xml:space="preserve"> </w:t>
+            </w:r>
+            <w:r>
+              <w:t>p</w:t>
+            </w:r>
+            <w:r>
+              <w:rPr>
+                <w:lang w:val="ru-RU"/>
+              </w:rPr>
+              <w:t xml:space="preserve"> </w:t>
+            </w:r>
+            <w:r>
+              <w:t>in</w:t>
+            </w:r>
+            <w:r>
+              <w:rPr>
+                <w:lang w:val="ru-RU"/>
+              </w:rPr>
+              <w:t xml:space="preserve"> </w:t>
+            </w:r>
+            <w:r>
+              <w:t>processes</w:t>
+            </w:r>
+            <w:r>
+              <w:rPr>
+                <w:lang w:val="ru-RU"/>
+              </w:rPr>
+              <w:t>:</w:t>
+            </w:r>
+          </w:p>
+          <w:p>
+            <w:pPr>
+              <w:pStyle w:val="afd"/>
+              <w:spacing w:after="0"/>
+              <w:rPr>
+                <w:lang w:val="ru-RU"/>
+              </w:rPr>
+            </w:pPr>
+            <w:r>
+              <w:rPr>
+                <w:lang w:val="ru-RU"/>
+              </w:rPr>
+              <w:t xml:space="preserve">        </w:t>
+            </w:r>
+            <w:proofErr w:type="gramStart"/>
+            <w:r>
+              <w:t>p</w:t>
+            </w:r>
+            <w:r>
+              <w:rPr>
+                <w:lang w:val="ru-RU"/>
+              </w:rPr>
+              <w:t>.</w:t>
+            </w:r>
+            <w:r>
+              <w:t>wait</w:t>
+            </w:r>
+            <w:proofErr w:type="gramEnd"/>
+            <w:r>
+              <w:rPr>
+                <w:lang w:val="ru-RU"/>
+              </w:rPr>
+              <w:t>()</w:t>
+            </w:r>
+          </w:p>
+          <w:p>
+            <w:pPr>
+              <w:pStyle w:val="afd"/>
+              <w:spacing w:after="0"/>
+              <w:rPr>
+                <w:lang w:val="ru-RU"/>
+              </w:rPr>
+            </w:pPr>
+          </w:p>
+          <w:p>
+            <w:pPr>
+              <w:pStyle w:val="afd"/>
+              <w:spacing w:after="0"/>
+              <w:rPr>
+                <w:lang w:val="ru-RU"/>
+              </w:rPr>
+            </w:pPr>
+            <w:r>
+              <w:rPr>
+                <w:lang w:val="ru-RU"/>
+              </w:rPr>
+              <w:t xml:space="preserve">    </w:t>
+            </w:r>
+            <w:proofErr w:type="gramStart"/>
+            <w:r>
+              <w:t>print</w:t>
+            </w:r>
+            <w:r>
+              <w:rPr>
+                <w:lang w:val="ru-RU"/>
+              </w:rPr>
+              <w:t>(</w:t>
+            </w:r>
+            <w:proofErr w:type="gramEnd"/>
+            <w:r>
+              <w:rPr>
+                <w:lang w:val="ru-RU"/>
+              </w:rPr>
+              <w:t>"Все дочерние процессы завершены.")</w:t>
+            </w:r>
+          </w:p>
+          <w:p>
+            <w:pPr>
+              <w:pStyle w:val="afd"/>
+              <w:spacing w:after="0"/>
+              <w:rPr>
+                <w:lang w:val="ru-RU"/>
+              </w:rPr>
+            </w:pPr>
+          </w:p>
+          <w:p>
+            <w:pPr>
+              <w:pStyle w:val="afd"/>
+              <w:spacing w:after="0"/>
+            </w:pPr>
+            <w:r>
+              <w:t>if __name__ == "__main__":</w:t>
+            </w:r>
+          </w:p>
+          <w:p>
+            <w:pPr>
+              <w:pStyle w:val="afd"/>
+              <w:spacing w:after="0"/>
+              <w:rPr>
+                <w:lang w:val="ru-RU"/>
+              </w:rPr>
+            </w:pPr>
+            <w:r>
+              <w:t xml:space="preserve">    main()</w:t>
+            </w:r>
+          </w:p>
+        </w:tc>
+      </w:tr>
+    </w:tbl>
+    <w:p>
+      <w:pPr>
+        <w:pStyle w:val="af4"/>
+      </w:pPr>
+      <w:r>
+        <w:t xml:space="preserve">Листинг </w:t>
+      </w:r>
+      <w:r>
+        <w:t>2.</w:t>
+      </w:r>
+      <w:r>
+        <w:t>1.</w:t>
+      </w:r>
+      <w:r>
+        <w:t>3</w:t>
+      </w:r>
+      <w:r>
         <w:t xml:space="preserve">.1 – </w:t>
       </w:r>
       <w:r>
-        <w:t>Ф</w:t>
-      </w:r>
-      <w:r>
-        <w:t>рагмент списка запущенных процессов, полученного через Lab-03c.py</w:t>
-      </w:r>
-    </w:p>
-    <w:p>
-      <w:pPr>
-        <w:pStyle w:val="2"/>
-      </w:pPr>
-      <w:r>
-        <w:t>2.</w:t>
-      </w:r>
-      <w:r>
-        <w:t>2</w:t>
-      </w:r>
-      <w:r>
-        <w:t xml:space="preserve"> Выполнение заданий для </w:t>
-      </w:r>
-      <w:r>
-        <w:rPr>
-          <w:lang w:val="en-US"/>
-        </w:rPr>
-        <w:t>Linux</w:t>
-      </w:r>
-    </w:p>
-    <w:p>
-      <w:pPr>
-        <w:pStyle w:val="3"/>
-      </w:pPr>
-      <w:r>
-        <w:t>2.</w:t>
-      </w:r>
-      <w:r>
-        <w:t>2</w:t>
-      </w:r>
-      <w:r>
-        <w:t>.1</w:t>
-      </w:r>
-      <w:r>
-        <w:t xml:space="preserve"> </w:t>
-      </w:r>
-      <w:r>
-        <w:t xml:space="preserve">Приложение </w:t>
-      </w:r>
-      <w:r>
-        <w:t>Lab-03x.py</w:t>
-      </w:r>
-    </w:p>
-    <w:p>
-      <w:r>
-        <w:t>П</w:t>
-      </w:r>
-      <w:r>
-        <w:t xml:space="preserve">рограмма является полным аналогом </w:t>
-      </w:r>
-      <w:proofErr w:type="spellStart"/>
-      <w:r>
-        <w:t>Windows</w:t>
-      </w:r>
-      <w:proofErr w:type="spellEnd"/>
-      <w:r>
-        <w:t>-варианта.</w:t>
-      </w:r>
-      <w:r>
-        <w:t xml:space="preserve"> </w:t>
-      </w:r>
-      <w:r>
-        <w:t>Она выполняет заданное количество итераций с задержкой 0.5 с, выводит PID и номер итерации.</w:t>
-      </w:r>
-      <w:r>
-        <w:t xml:space="preserve"> </w:t>
-      </w:r>
-      <w:r>
-        <w:t>Количество итераций берётся из аргумента командной строки,</w:t>
-      </w:r>
-      <w:r>
-        <w:t xml:space="preserve"> </w:t>
-      </w:r>
-      <w:r>
-        <w:t xml:space="preserve">а при его отсутствии — </w:t>
-      </w:r>
-      <w:proofErr w:type="gramStart"/>
-      <w:r>
-        <w:t>из переменной окружени</w:t>
-      </w:r>
-      <w:r>
-        <w:t>я</w:t>
-      </w:r>
-      <w:proofErr w:type="gramEnd"/>
-      <w:r>
-        <w:t xml:space="preserve"> ITER_NUM. </w:t>
-      </w:r>
-      <w:r>
-        <w:t>Если оба отсутствуют, программа завершает работу с сообщением об ошибке.</w:t>
-      </w:r>
-    </w:p>
-    <w:p>
-      <w:r>
-        <w:t xml:space="preserve">Теперь выполним программу </w:t>
-      </w:r>
-      <w:r>
-        <w:t>без параметров</w:t>
-      </w:r>
-      <w:r>
-        <w:t xml:space="preserve"> командной строки:</w:t>
+        <w:t>Исходный код программы Lab-03b.py, использующей глобальную и локальную переменные окружения</w:t>
+      </w:r>
+    </w:p>
+    <w:p>
+      <w:pPr>
+        <w:spacing w:after="0"/>
+      </w:pPr>
+      <w:r>
+        <w:t>Программа запустит три процесса Lab-03x.py:</w:t>
+      </w:r>
+    </w:p>
+    <w:p>
+      <w:pPr>
+        <w:pStyle w:val="a"/>
+      </w:pPr>
+      <w:r>
+        <w:t>без аргумента (использует глобальную ITER_NUM),</w:t>
+      </w:r>
+    </w:p>
+    <w:p>
+      <w:pPr>
+        <w:pStyle w:val="a"/>
+      </w:pPr>
+      <w:r>
+        <w:t>с аргументом 6,</w:t>
+      </w:r>
+    </w:p>
+    <w:p>
+      <w:pPr>
+        <w:pStyle w:val="a"/>
+      </w:pPr>
+      <w:r>
+        <w:t>с локальной переменной окружения ITER_NUM=8.</w:t>
       </w:r>
     </w:p>
     <w:p>
@@ -4013,11 +3624,12 @@
         <w:pStyle w:val="af4"/>
       </w:pPr>
       <w:r>
+        <w:lastRenderedPageBreak/>
         <w:drawing>
-          <wp:inline distT="0" distB="0" distL="0" distR="0" wp14:anchorId="4B4ABA14" wp14:editId="3B51C368">
-            <wp:extent cx="5940425" cy="635000"/>
-            <wp:effectExtent l="0" t="0" r="3175" b="0"/>
-            <wp:docPr id="177" name="Рисунок 177"/>
+          <wp:inline distT="0" distB="0" distL="0" distR="0" wp14:anchorId="4AF9DE42" wp14:editId="62CCA6C1">
+            <wp:extent cx="5940425" cy="3733165"/>
+            <wp:effectExtent l="0" t="0" r="3175" b="635"/>
+            <wp:docPr id="16" name="Рисунок 16"/>
             <wp:cNvGraphicFramePr>
               <a:graphicFrameLocks xmlns:a="http://schemas.openxmlformats.org/drawingml/2006/main" noChangeAspect="1"/>
             </wp:cNvGraphicFramePr>
@@ -4037,6 +3649,512 @@
                   <pic:spPr>
                     <a:xfrm>
                       <a:off x="0" y="0"/>
+                      <a:ext cx="5940425" cy="3733165"/>
+                    </a:xfrm>
+                    <a:prstGeom prst="rect">
+                      <a:avLst/>
+                    </a:prstGeom>
+                  </pic:spPr>
+                </pic:pic>
+              </a:graphicData>
+            </a:graphic>
+          </wp:inline>
+        </w:drawing>
+      </w:r>
+    </w:p>
+    <w:p>
+      <w:pPr>
+        <w:pStyle w:val="af4"/>
+      </w:pPr>
+      <w:r>
+        <w:t xml:space="preserve">Рисунок </w:t>
+      </w:r>
+      <w:r>
+        <w:t>2.</w:t>
+      </w:r>
+      <w:r>
+        <w:t>1.</w:t>
+      </w:r>
+      <w:r>
+        <w:t>3</w:t>
+      </w:r>
+      <w:r>
+        <w:t>.1 – Работа программы Lab-03</w:t>
+      </w:r>
+      <w:r>
+        <w:rPr>
+          <w:lang w:val="en-US"/>
+        </w:rPr>
+        <w:t>b</w:t>
+      </w:r>
+    </w:p>
+    <w:p>
+      <w:pPr>
+        <w:pStyle w:val="3"/>
+      </w:pPr>
+      <w:r>
+        <w:t>2.</w:t>
+      </w:r>
+      <w:r>
+        <w:t>4</w:t>
+      </w:r>
+      <w:r>
+        <w:t xml:space="preserve"> </w:t>
+      </w:r>
+      <w:r>
+        <w:t xml:space="preserve">Приложение </w:t>
+      </w:r>
+      <w:r>
+        <w:t>Lab-03c</w:t>
+      </w:r>
+    </w:p>
+    <w:p>
+      <w:r>
+        <w:t xml:space="preserve"> </w:t>
+      </w:r>
+      <w:r>
+        <w:t>Программа выводит список всех запущенных в системе процессов,</w:t>
+      </w:r>
+    </w:p>
+    <w:p>
+      <w:r>
+        <w:t>включая их PID и родительский PID.</w:t>
+      </w:r>
+    </w:p>
+    <w:tbl>
+      <w:tblPr>
+        <w:tblStyle w:val="a5"/>
+        <w:tblW w:w="0" w:type="auto"/>
+        <w:tblLook w:val="04A0" w:firstRow="1" w:lastRow="0" w:firstColumn="1" w:lastColumn="0" w:noHBand="0" w:noVBand="1"/>
+      </w:tblPr>
+      <w:tblGrid>
+        <w:gridCol w:w="9345"/>
+      </w:tblGrid>
+      <w:tr>
+        <w:trPr>
+          <w:trHeight w:val="2542"/>
+        </w:trPr>
+        <w:tc>
+          <w:tcPr>
+            <w:tcW w:w="9345" w:type="dxa"/>
+          </w:tcPr>
+          <w:p>
+            <w:pPr>
+              <w:pStyle w:val="afd"/>
+              <w:spacing w:after="0"/>
+            </w:pPr>
+            <w:r>
+              <w:t xml:space="preserve">import </w:t>
+            </w:r>
+            <w:proofErr w:type="spellStart"/>
+            <w:r>
+              <w:t>psutil</w:t>
+            </w:r>
+            <w:proofErr w:type="spellEnd"/>
+          </w:p>
+          <w:p>
+            <w:pPr>
+              <w:pStyle w:val="afd"/>
+              <w:spacing w:after="0"/>
+            </w:pPr>
+          </w:p>
+          <w:p>
+            <w:pPr>
+              <w:pStyle w:val="afd"/>
+              <w:spacing w:after="0"/>
+            </w:pPr>
+            <w:proofErr w:type="spellStart"/>
+            <w:r>
+              <w:t>def</w:t>
+            </w:r>
+            <w:proofErr w:type="spellEnd"/>
+            <w:r>
+              <w:t xml:space="preserve"> </w:t>
+            </w:r>
+            <w:proofErr w:type="gramStart"/>
+            <w:r>
+              <w:t>main(</w:t>
+            </w:r>
+            <w:proofErr w:type="gramEnd"/>
+            <w:r>
+              <w:t>):</w:t>
+            </w:r>
+          </w:p>
+          <w:p>
+            <w:pPr>
+              <w:pStyle w:val="afd"/>
+              <w:spacing w:after="0"/>
+            </w:pPr>
+            <w:r>
+              <w:t xml:space="preserve">    print(f"{'PID':&lt;10} {'Parent PID':&lt;12} {'Name'}")</w:t>
+            </w:r>
+          </w:p>
+          <w:p>
+            <w:pPr>
+              <w:pStyle w:val="afd"/>
+              <w:spacing w:after="0"/>
+            </w:pPr>
+            <w:r>
+              <w:t xml:space="preserve">    </w:t>
+            </w:r>
+            <w:proofErr w:type="gramStart"/>
+            <w:r>
+              <w:t>print(</w:t>
+            </w:r>
+            <w:proofErr w:type="gramEnd"/>
+            <w:r>
+              <w:t>"-" * 40)</w:t>
+            </w:r>
+          </w:p>
+          <w:p>
+            <w:pPr>
+              <w:pStyle w:val="afd"/>
+              <w:spacing w:after="0"/>
+            </w:pPr>
+            <w:r>
+              <w:t xml:space="preserve">    for </w:t>
+            </w:r>
+            <w:proofErr w:type="spellStart"/>
+            <w:r>
+              <w:t>proc</w:t>
+            </w:r>
+            <w:proofErr w:type="spellEnd"/>
+            <w:r>
+              <w:t xml:space="preserve"> in </w:t>
+            </w:r>
+            <w:proofErr w:type="spellStart"/>
+            <w:proofErr w:type="gramStart"/>
+            <w:r>
+              <w:t>psutil.process</w:t>
+            </w:r>
+            <w:proofErr w:type="gramEnd"/>
+            <w:r>
+              <w:t>_iter</w:t>
+            </w:r>
+            <w:proofErr w:type="spellEnd"/>
+            <w:r>
+              <w:t>(['</w:t>
+            </w:r>
+            <w:proofErr w:type="spellStart"/>
+            <w:r>
+              <w:t>pid</w:t>
+            </w:r>
+            <w:proofErr w:type="spellEnd"/>
+            <w:r>
+              <w:t>', '</w:t>
+            </w:r>
+            <w:proofErr w:type="spellStart"/>
+            <w:r>
+              <w:t>ppid</w:t>
+            </w:r>
+            <w:proofErr w:type="spellEnd"/>
+            <w:r>
+              <w:t>', 'name']):</w:t>
+            </w:r>
+          </w:p>
+          <w:p>
+            <w:pPr>
+              <w:pStyle w:val="afd"/>
+              <w:spacing w:after="0"/>
+            </w:pPr>
+            <w:r>
+              <w:t xml:space="preserve">        try:</w:t>
+            </w:r>
+          </w:p>
+          <w:p>
+            <w:pPr>
+              <w:pStyle w:val="afd"/>
+              <w:spacing w:after="0"/>
+            </w:pPr>
+            <w:r>
+              <w:t xml:space="preserve">            print(f"{proc.info['</w:t>
+            </w:r>
+            <w:proofErr w:type="spellStart"/>
+            <w:r>
+              <w:t>pid</w:t>
+            </w:r>
+            <w:proofErr w:type="spellEnd"/>
+            <w:proofErr w:type="gramStart"/>
+            <w:r>
+              <w:t>']:&lt;</w:t>
+            </w:r>
+            <w:proofErr w:type="gramEnd"/>
+            <w:r>
+              <w:t>10} {proc.info['</w:t>
+            </w:r>
+            <w:proofErr w:type="spellStart"/>
+            <w:r>
+              <w:t>ppid</w:t>
+            </w:r>
+            <w:proofErr w:type="spellEnd"/>
+            <w:r>
+              <w:t>']:&lt;12} {proc.info['name']}")</w:t>
+            </w:r>
+          </w:p>
+          <w:p>
+            <w:pPr>
+              <w:pStyle w:val="afd"/>
+              <w:spacing w:after="0"/>
+            </w:pPr>
+            <w:r>
+              <w:t xml:space="preserve">        except (</w:t>
+            </w:r>
+            <w:proofErr w:type="spellStart"/>
+            <w:proofErr w:type="gramStart"/>
+            <w:r>
+              <w:t>psutil.NoSuchProcess</w:t>
+            </w:r>
+            <w:proofErr w:type="spellEnd"/>
+            <w:proofErr w:type="gramEnd"/>
+            <w:r>
+              <w:t xml:space="preserve">, </w:t>
+            </w:r>
+            <w:proofErr w:type="spellStart"/>
+            <w:r>
+              <w:t>psutil.AccessDenied</w:t>
+            </w:r>
+            <w:proofErr w:type="spellEnd"/>
+            <w:r>
+              <w:t>):</w:t>
+            </w:r>
+          </w:p>
+          <w:p>
+            <w:pPr>
+              <w:pStyle w:val="afd"/>
+              <w:spacing w:after="0"/>
+            </w:pPr>
+            <w:r>
+              <w:t xml:space="preserve">            pass</w:t>
+            </w:r>
+          </w:p>
+          <w:p>
+            <w:pPr>
+              <w:pStyle w:val="afd"/>
+              <w:spacing w:after="0"/>
+            </w:pPr>
+          </w:p>
+          <w:p>
+            <w:pPr>
+              <w:pStyle w:val="afd"/>
+              <w:spacing w:after="0"/>
+            </w:pPr>
+            <w:r>
+              <w:t>if __name__ == "__main__":</w:t>
+            </w:r>
+          </w:p>
+          <w:p>
+            <w:pPr>
+              <w:pStyle w:val="afd"/>
+              <w:spacing w:after="0"/>
+            </w:pPr>
+            <w:r>
+              <w:t xml:space="preserve">    main()</w:t>
+            </w:r>
+          </w:p>
+        </w:tc>
+      </w:tr>
+    </w:tbl>
+    <w:p>
+      <w:pPr>
+        <w:pStyle w:val="af4"/>
+      </w:pPr>
+      <w:r>
+        <w:t xml:space="preserve">Листинг </w:t>
+      </w:r>
+      <w:r>
+        <w:t>2.</w:t>
+      </w:r>
+      <w:r>
+        <w:t>1.</w:t>
+      </w:r>
+      <w:r>
+        <w:t>3</w:t>
+      </w:r>
+      <w:r>
+        <w:t xml:space="preserve">.1 – </w:t>
+      </w:r>
+      <w:r>
+        <w:t>Программа Lab-03c.py, выводящая список запущенных в системе процессов</w:t>
+      </w:r>
+    </w:p>
+    <w:p>
+      <w:r>
+        <w:t xml:space="preserve">Для корректной работы приложения Lab-03c, предназначенного для вывода списка процессов в системе, необходимо наличие внешней библиотеки </w:t>
+      </w:r>
+      <w:proofErr w:type="spellStart"/>
+      <w:r>
+        <w:t>psutil</w:t>
+      </w:r>
+      <w:proofErr w:type="spellEnd"/>
+      <w:r>
+        <w:t>, обеспечивающей доступ к информации о процессах через Python API.</w:t>
+      </w:r>
+    </w:p>
+    <w:p>
+      <w:pPr>
+        <w:pStyle w:val="af4"/>
+      </w:pPr>
+      <w:r>
+        <w:lastRenderedPageBreak/>
+        <w:drawing>
+          <wp:inline distT="0" distB="0" distL="0" distR="0" wp14:anchorId="25D7D0AA" wp14:editId="16963E6C">
+            <wp:extent cx="5940425" cy="3928745"/>
+            <wp:effectExtent l="0" t="0" r="3175" b="0"/>
+            <wp:docPr id="18" name="Рисунок 18"/>
+            <wp:cNvGraphicFramePr>
+              <a:graphicFrameLocks xmlns:a="http://schemas.openxmlformats.org/drawingml/2006/main" noChangeAspect="1"/>
+            </wp:cNvGraphicFramePr>
+            <a:graphic xmlns:a="http://schemas.openxmlformats.org/drawingml/2006/main">
+              <a:graphicData uri="http://schemas.openxmlformats.org/drawingml/2006/picture">
+                <pic:pic xmlns:pic="http://schemas.openxmlformats.org/drawingml/2006/picture">
+                  <pic:nvPicPr>
+                    <pic:cNvPr id="1" name=""/>
+                    <pic:cNvPicPr/>
+                  </pic:nvPicPr>
+                  <pic:blipFill>
+                    <a:blip r:embed="rId21"/>
+                    <a:stretch>
+                      <a:fillRect/>
+                    </a:stretch>
+                  </pic:blipFill>
+                  <pic:spPr>
+                    <a:xfrm>
+                      <a:off x="0" y="0"/>
+                      <a:ext cx="5940425" cy="3928745"/>
+                    </a:xfrm>
+                    <a:prstGeom prst="rect">
+                      <a:avLst/>
+                    </a:prstGeom>
+                  </pic:spPr>
+                </pic:pic>
+              </a:graphicData>
+            </a:graphic>
+          </wp:inline>
+        </w:drawing>
+      </w:r>
+    </w:p>
+    <w:p>
+      <w:pPr>
+        <w:pStyle w:val="af4"/>
+      </w:pPr>
+      <w:r>
+        <w:t xml:space="preserve">Рисунок </w:t>
+      </w:r>
+      <w:r>
+        <w:t>2.</w:t>
+      </w:r>
+      <w:r>
+        <w:t>1.</w:t>
+      </w:r>
+      <w:r>
+        <w:t>3</w:t>
+      </w:r>
+      <w:r>
+        <w:t>.1 – Ф</w:t>
+      </w:r>
+      <w:r>
+        <w:t>рагмент списка запущенных процессов, полученного через Lab-03c.py</w:t>
+      </w:r>
+    </w:p>
+    <w:p>
+      <w:pPr>
+        <w:pStyle w:val="2"/>
+      </w:pPr>
+      <w:r>
+        <w:t>2.</w:t>
+      </w:r>
+      <w:r>
+        <w:t>2</w:t>
+      </w:r>
+      <w:r>
+        <w:t xml:space="preserve"> Выполнение заданий для </w:t>
+      </w:r>
+      <w:r>
+        <w:rPr>
+          <w:lang w:val="en-US"/>
+        </w:rPr>
+        <w:t>Linux</w:t>
+      </w:r>
+    </w:p>
+    <w:p>
+      <w:pPr>
+        <w:pStyle w:val="3"/>
+      </w:pPr>
+      <w:r>
+        <w:t>2.</w:t>
+      </w:r>
+      <w:r>
+        <w:t>2</w:t>
+      </w:r>
+      <w:r>
+        <w:t>.1</w:t>
+      </w:r>
+      <w:r>
+        <w:t xml:space="preserve"> </w:t>
+      </w:r>
+      <w:r>
+        <w:t xml:space="preserve">Приложение </w:t>
+      </w:r>
+      <w:r>
+        <w:t>Lab-03x.py</w:t>
+      </w:r>
+    </w:p>
+    <w:p>
+      <w:r>
+        <w:t>П</w:t>
+      </w:r>
+      <w:r>
+        <w:t xml:space="preserve">рограмма является полным аналогом Windows-варианта. Она выполняет заданное количество итераций с задержкой 0.5 с, выводит PID и номер итерации. Количество итераций берётся из аргумента командной строки, а при его отсутствии — </w:t>
+      </w:r>
+      <w:proofErr w:type="gramStart"/>
+      <w:r>
+        <w:t>из переменной окружения</w:t>
+      </w:r>
+      <w:proofErr w:type="gramEnd"/>
+      <w:r>
+        <w:t xml:space="preserve"> ITER_NUM. Если оба отсутствуют, программа завершает работу с сообщением об ошибке.</w:t>
+      </w:r>
+    </w:p>
+    <w:p>
+      <w:r>
+        <w:t xml:space="preserve">Теперь выполним программу </w:t>
+      </w:r>
+      <w:r>
+        <w:t>без параметров</w:t>
+      </w:r>
+      <w:r>
+        <w:t xml:space="preserve"> командной строки:</w:t>
+      </w:r>
+    </w:p>
+    <w:p>
+      <w:pPr>
+        <w:pStyle w:val="af4"/>
+      </w:pPr>
+      <w:r>
+        <w:drawing>
+          <wp:inline distT="0" distB="0" distL="0" distR="0" wp14:anchorId="4B4ABA14" wp14:editId="3B51C368">
+            <wp:extent cx="5940425" cy="635000"/>
+            <wp:effectExtent l="0" t="0" r="3175" b="0"/>
+            <wp:docPr id="177" name="Рисунок 177"/>
+            <wp:cNvGraphicFramePr>
+              <a:graphicFrameLocks xmlns:a="http://schemas.openxmlformats.org/drawingml/2006/main" noChangeAspect="1"/>
+            </wp:cNvGraphicFramePr>
+            <a:graphic xmlns:a="http://schemas.openxmlformats.org/drawingml/2006/main">
+              <a:graphicData uri="http://schemas.openxmlformats.org/drawingml/2006/picture">
+                <pic:pic xmlns:pic="http://schemas.openxmlformats.org/drawingml/2006/picture">
+                  <pic:nvPicPr>
+                    <pic:cNvPr id="1" name=""/>
+                    <pic:cNvPicPr/>
+                  </pic:nvPicPr>
+                  <pic:blipFill>
+                    <a:blip r:embed="rId22"/>
+                    <a:stretch>
+                      <a:fillRect/>
+                    </a:stretch>
+                  </pic:blipFill>
+                  <pic:spPr>
+                    <a:xfrm>
+                      <a:off x="0" y="0"/>
                       <a:ext cx="5940425" cy="635000"/>
                     </a:xfrm>
                     <a:prstGeom prst="rect">
@@ -4103,7 +4221,7 @@
                     <pic:cNvPicPr/>
                   </pic:nvPicPr>
                   <pic:blipFill rotWithShape="1">
-                    <a:blip r:embed="rId21"/>
+                    <a:blip r:embed="rId23"/>
                     <a:srcRect b="10186"/>
                     <a:stretch/>
                   </pic:blipFill>
@@ -4180,7 +4298,7 @@
                     <pic:cNvPicPr/>
                   </pic:nvPicPr>
                   <pic:blipFill rotWithShape="1">
-                    <a:blip r:embed="rId22"/>
+                    <a:blip r:embed="rId24"/>
                     <a:srcRect b="10924"/>
                     <a:stretch/>
                   </pic:blipFill>
@@ -4247,10 +4365,7 @@
         <w:t xml:space="preserve"> </w:t>
       </w:r>
       <w:r>
-        <w:t xml:space="preserve">Приложение </w:t>
-      </w:r>
-      <w:r>
-        <w:t>Lab-03а</w:t>
+        <w:t>Приложение Lab-03а</w:t>
       </w:r>
       <w:r>
         <w:t>.py</w:t>
@@ -4261,10 +4376,7 @@
         <w:spacing w:after="0"/>
       </w:pPr>
       <w:r>
-        <w:t>Программа создаёт два дочерних проце</w:t>
-      </w:r>
-      <w:r>
-        <w:t>сса, загружая в них Lab-03x.py.</w:t>
+        <w:t>Программа создаёт два дочерних процесса, загружая в них Lab-03x.py.</w:t>
       </w:r>
     </w:p>
     <w:p>
@@ -4286,21 +4398,21 @@
         <w:pStyle w:val="a"/>
       </w:pPr>
       <w:r>
-        <w:t xml:space="preserve">Второй процесс получает количество итераций </w:t>
+        <w:t xml:space="preserve">Второй процесс </w:t>
+      </w:r>
+      <w:r>
+        <w:t xml:space="preserve">получает количество итераций </w:t>
       </w:r>
       <w:proofErr w:type="gramStart"/>
       <w:r>
-        <w:t>из переменной окружения</w:t>
+        <w:t xml:space="preserve">из </w:t>
+      </w:r>
+      <w:r>
+        <w:t>переменной окружения</w:t>
       </w:r>
       <w:proofErr w:type="gramEnd"/>
       <w:r>
-        <w:t xml:space="preserve"> ITER_NUM,</w:t>
-      </w:r>
-      <w:r>
-        <w:t xml:space="preserve"> </w:t>
-      </w:r>
-      <w:r>
-        <w:t>создаваемой непосредственно в родительском процессе перед запуском второго дочернего.</w:t>
+        <w:t xml:space="preserve"> ITER_NUM, создаваемой непосредственно в родительском процессе перед запуском второго дочернего.</w:t>
       </w:r>
     </w:p>
     <w:p>
@@ -4359,168 +4471,137 @@
             <w:r>
               <w:t xml:space="preserve"> </w:t>
             </w:r>
+            <w:proofErr w:type="gramStart"/>
+            <w:r>
+              <w:t>main(</w:t>
+            </w:r>
+            <w:proofErr w:type="gramEnd"/>
+            <w:r>
+              <w:t>):</w:t>
+            </w:r>
+          </w:p>
+          <w:p>
+            <w:pPr>
+              <w:pStyle w:val="afd"/>
+            </w:pPr>
+            <w:r>
+              <w:t xml:space="preserve">    print(f"{'PID':&lt;10} {'Parent PID':&lt;12} {'Name'}")</w:t>
+            </w:r>
+          </w:p>
+          <w:p>
+            <w:pPr>
+              <w:pStyle w:val="afd"/>
+            </w:pPr>
+            <w:r>
+              <w:t xml:space="preserve">    </w:t>
+            </w:r>
+            <w:proofErr w:type="gramStart"/>
+            <w:r>
+              <w:t>print(</w:t>
+            </w:r>
+            <w:proofErr w:type="gramEnd"/>
+            <w:r>
+              <w:t>"-" * 40)</w:t>
+            </w:r>
+          </w:p>
+          <w:p>
+            <w:pPr>
+              <w:pStyle w:val="afd"/>
+            </w:pPr>
+            <w:r>
+              <w:t xml:space="preserve">    for </w:t>
+            </w:r>
+            <w:proofErr w:type="spellStart"/>
+            <w:r>
+              <w:t>proc</w:t>
+            </w:r>
+            <w:proofErr w:type="spellEnd"/>
+            <w:r>
+              <w:t xml:space="preserve"> in </w:t>
+            </w:r>
             <w:proofErr w:type="spellStart"/>
             <w:proofErr w:type="gramStart"/>
             <w:r>
-              <w:t>main</w:t>
+              <w:t>psutil.process</w:t>
+            </w:r>
+            <w:proofErr w:type="gramEnd"/>
+            <w:r>
+              <w:t>_iter</w:t>
             </w:r>
             <w:proofErr w:type="spellEnd"/>
             <w:r>
-              <w:t>(</w:t>
+              <w:t>(['</w:t>
+            </w:r>
+            <w:proofErr w:type="spellStart"/>
+            <w:r>
+              <w:t>pid</w:t>
+            </w:r>
+            <w:proofErr w:type="spellEnd"/>
+            <w:r>
+              <w:t>', '</w:t>
+            </w:r>
+            <w:proofErr w:type="spellStart"/>
+            <w:r>
+              <w:t>ppid</w:t>
+            </w:r>
+            <w:proofErr w:type="spellEnd"/>
+            <w:r>
+              <w:t>', 'name']):</w:t>
+            </w:r>
+          </w:p>
+          <w:p>
+            <w:pPr>
+              <w:pStyle w:val="afd"/>
+            </w:pPr>
+            <w:r>
+              <w:t xml:space="preserve">        </w:t>
+            </w:r>
+            <w:r>
+              <w:t>try:</w:t>
+            </w:r>
+          </w:p>
+          <w:p>
+            <w:pPr>
+              <w:pStyle w:val="afd"/>
+            </w:pPr>
+            <w:r>
+              <w:t xml:space="preserve">            print(f"{proc.info['</w:t>
+            </w:r>
+            <w:proofErr w:type="spellStart"/>
+            <w:r>
+              <w:t>pid</w:t>
+            </w:r>
+            <w:proofErr w:type="spellEnd"/>
+            <w:proofErr w:type="gramStart"/>
+            <w:r>
+              <w:t>']:&lt;</w:t>
             </w:r>
             <w:proofErr w:type="gramEnd"/>
             <w:r>
-              <w:t>):</w:t>
-            </w:r>
-          </w:p>
-          <w:p>
-            <w:pPr>
-              <w:pStyle w:val="afd"/>
-            </w:pPr>
-            <w:r>
-              <w:t xml:space="preserve">    print(f"{'PID':&lt;10} {'Parent PID':&lt;12} {'Name'}")</w:t>
-            </w:r>
-          </w:p>
-          <w:p>
-            <w:pPr>
-              <w:pStyle w:val="afd"/>
-            </w:pPr>
-            <w:r>
-              <w:t xml:space="preserve">    </w:t>
+              <w:t>10} {proc.info['</w:t>
+            </w:r>
+            <w:proofErr w:type="spellStart"/>
+            <w:r>
+              <w:t>ppid</w:t>
+            </w:r>
+            <w:proofErr w:type="spellEnd"/>
+            <w:r>
+              <w:t>']:&lt;12} {proc.info['name']}")</w:t>
+            </w:r>
+          </w:p>
+          <w:p>
+            <w:pPr>
+              <w:pStyle w:val="afd"/>
+            </w:pPr>
+            <w:r>
+              <w:t xml:space="preserve">        </w:t>
+            </w:r>
+            <w:r>
+              <w:t>except (</w:t>
             </w:r>
             <w:proofErr w:type="spellStart"/>
             <w:proofErr w:type="gramStart"/>
             <w:r>
-              <w:t>print</w:t>
-            </w:r>
-            <w:proofErr w:type="spellEnd"/>
-            <w:r>
-              <w:t>(</w:t>
-            </w:r>
-            <w:proofErr w:type="gramEnd"/>
-            <w:r>
-              <w:t>"-" * 40)</w:t>
-            </w:r>
-          </w:p>
-          <w:p>
-            <w:pPr>
-              <w:pStyle w:val="afd"/>
-            </w:pPr>
-            <w:r>
-              <w:t xml:space="preserve">    for </w:t>
-            </w:r>
-            <w:proofErr w:type="spellStart"/>
-            <w:r>
-              <w:t>proc</w:t>
-            </w:r>
-            <w:proofErr w:type="spellEnd"/>
-            <w:r>
-              <w:t xml:space="preserve"> in </w:t>
-            </w:r>
-            <w:proofErr w:type="spellStart"/>
-            <w:proofErr w:type="gramStart"/>
-            <w:r>
-              <w:t>psutil.process</w:t>
-            </w:r>
-            <w:proofErr w:type="gramEnd"/>
-            <w:r>
-              <w:t>_iter</w:t>
-            </w:r>
-            <w:proofErr w:type="spellEnd"/>
-            <w:r>
-              <w:t>(['</w:t>
-            </w:r>
-            <w:proofErr w:type="spellStart"/>
-            <w:r>
-              <w:t>pid</w:t>
-            </w:r>
-            <w:proofErr w:type="spellEnd"/>
-            <w:r>
-              <w:t>', '</w:t>
-            </w:r>
-            <w:proofErr w:type="spellStart"/>
-            <w:r>
-              <w:t>ppid</w:t>
-            </w:r>
-            <w:proofErr w:type="spellEnd"/>
-            <w:r>
-              <w:t>', 'name']):</w:t>
-            </w:r>
-          </w:p>
-          <w:p>
-            <w:pPr>
-              <w:pStyle w:val="afd"/>
-            </w:pPr>
-            <w:r>
-              <w:t xml:space="preserve">        </w:t>
-            </w:r>
-            <w:proofErr w:type="spellStart"/>
-            <w:r>
-              <w:t>try</w:t>
-            </w:r>
-            <w:proofErr w:type="spellEnd"/>
-            <w:r>
-              <w:t>:</w:t>
-            </w:r>
-          </w:p>
-          <w:p>
-            <w:pPr>
-              <w:pStyle w:val="afd"/>
-            </w:pPr>
-            <w:r>
-              <w:t xml:space="preserve">            </w:t>
-            </w:r>
-            <w:proofErr w:type="spellStart"/>
-            <w:r>
-              <w:t>print</w:t>
-            </w:r>
-            <w:proofErr w:type="spellEnd"/>
-            <w:r>
-              <w:t>(f"{proc.info['</w:t>
-            </w:r>
-            <w:proofErr w:type="spellStart"/>
-            <w:r>
-              <w:t>pid</w:t>
-            </w:r>
-            <w:proofErr w:type="spellEnd"/>
-            <w:proofErr w:type="gramStart"/>
-            <w:r>
-              <w:t>']:&lt;</w:t>
-            </w:r>
-            <w:proofErr w:type="gramEnd"/>
-            <w:r>
-              <w:t>10} {proc.info['</w:t>
-            </w:r>
-            <w:proofErr w:type="spellStart"/>
-            <w:r>
-              <w:t>ppid</w:t>
-            </w:r>
-            <w:proofErr w:type="spellEnd"/>
-            <w:r>
-              <w:t>']:&lt;12} {proc.info['</w:t>
-            </w:r>
-            <w:proofErr w:type="spellStart"/>
-            <w:r>
-              <w:t>name</w:t>
-            </w:r>
-            <w:proofErr w:type="spellEnd"/>
-            <w:r>
-              <w:t>']}")</w:t>
-            </w:r>
-          </w:p>
-          <w:p>
-            <w:pPr>
-              <w:pStyle w:val="afd"/>
-            </w:pPr>
-            <w:r>
-              <w:t xml:space="preserve">        </w:t>
-            </w:r>
-            <w:r>
-              <w:t>except (</w:t>
-            </w:r>
-            <w:proofErr w:type="spellStart"/>
-            <w:proofErr w:type="gramStart"/>
-            <w:r>
               <w:t>psutil.NoSuchProcess</w:t>
             </w:r>
             <w:proofErr w:type="spellEnd"/>
@@ -4552,45 +4633,16 @@
             <w:pPr>
               <w:pStyle w:val="afd"/>
             </w:pPr>
-            <w:proofErr w:type="spellStart"/>
-            <w:r>
-              <w:t>if</w:t>
-            </w:r>
-            <w:proofErr w:type="spellEnd"/>
-            <w:r>
-              <w:t xml:space="preserve"> __</w:t>
-            </w:r>
-            <w:proofErr w:type="spellStart"/>
-            <w:r>
-              <w:t>name</w:t>
-            </w:r>
-            <w:proofErr w:type="spellEnd"/>
-            <w:r>
-              <w:t>__ == "__</w:t>
-            </w:r>
-            <w:proofErr w:type="spellStart"/>
-            <w:r>
-              <w:t>main</w:t>
-            </w:r>
-            <w:proofErr w:type="spellEnd"/>
-            <w:r>
-              <w:t>__":</w:t>
-            </w:r>
-          </w:p>
-          <w:p>
-            <w:pPr>
-              <w:pStyle w:val="afd"/>
-            </w:pPr>
-            <w:r>
-              <w:t xml:space="preserve">    </w:t>
-            </w:r>
-            <w:proofErr w:type="spellStart"/>
-            <w:r>
-              <w:t>main</w:t>
-            </w:r>
-            <w:proofErr w:type="spellEnd"/>
-            <w:r>
-              <w:t>()</w:t>
+            <w:r>
+              <w:t>if __name__ == "__main__":</w:t>
+            </w:r>
+          </w:p>
+          <w:p>
+            <w:pPr>
+              <w:pStyle w:val="afd"/>
+            </w:pPr>
+            <w:r>
+              <w:t xml:space="preserve">    main()</w:t>
             </w:r>
           </w:p>
         </w:tc>
@@ -4625,7 +4677,8 @@
       </w:pPr>
       <w:r>
         <w:rPr>
-          <w:lang w:val="ru-RU"/>
+          <w:noProof/>
+          <w:lang w:val="ru-RU" w:eastAsia="ru-RU"/>
         </w:rPr>
         <w:lastRenderedPageBreak/>
         <w:drawing>
@@ -4644,7 +4697,7 @@
                     <pic:cNvPicPr/>
                   </pic:nvPicPr>
                   <pic:blipFill>
-                    <a:blip r:embed="rId23"/>
+                    <a:blip r:embed="rId25"/>
                     <a:stretch>
                       <a:fillRect/>
                     </a:stretch>
@@ -4724,7 +4777,7 @@
                     <pic:cNvPicPr/>
                   </pic:nvPicPr>
                   <pic:blipFill rotWithShape="1">
-                    <a:blip r:embed="rId24"/>
+                    <a:blip r:embed="rId26"/>
                     <a:srcRect t="54548" b="1113"/>
                     <a:stretch/>
                   </pic:blipFill>
@@ -4757,84 +4810,116 @@
         <w:pStyle w:val="af4"/>
       </w:pPr>
       <w:r>
-        <w:t xml:space="preserve">Рисунок </w:t>
-      </w:r>
-      <w:r>
-        <w:t>2.2.3</w:t>
-      </w:r>
+        <w:t>Рисунок 2.2.3.</w:t>
+      </w:r>
+      <w:r>
+        <w:t>1</w:t>
+      </w:r>
+      <w:r>
+        <w:t xml:space="preserve"> – Подтверждение запуска процессов через </w:t>
+      </w:r>
+      <w:r>
+        <w:rPr>
+          <w:lang w:val="en-US"/>
+        </w:rPr>
+        <w:t>ps</w:t>
+      </w:r>
+    </w:p>
+    <w:p>
+      <w:pPr>
+        <w:pStyle w:val="af4"/>
+      </w:pPr>
+      <w:r>
+        <w:lastRenderedPageBreak/>
+        <w:drawing>
+          <wp:inline distT="0" distB="0" distL="0" distR="0" wp14:anchorId="6D2F985C" wp14:editId="08784438">
+            <wp:extent cx="5940425" cy="4025265"/>
+            <wp:effectExtent l="0" t="0" r="3175" b="0"/>
+            <wp:docPr id="7" name="Рисунок 7"/>
+            <wp:cNvGraphicFramePr>
+              <a:graphicFrameLocks xmlns:a="http://schemas.openxmlformats.org/drawingml/2006/main" noChangeAspect="1"/>
+            </wp:cNvGraphicFramePr>
+            <a:graphic xmlns:a="http://schemas.openxmlformats.org/drawingml/2006/main">
+              <a:graphicData uri="http://schemas.openxmlformats.org/drawingml/2006/picture">
+                <pic:pic xmlns:pic="http://schemas.openxmlformats.org/drawingml/2006/picture">
+                  <pic:nvPicPr>
+                    <pic:cNvPr id="1" name=""/>
+                    <pic:cNvPicPr/>
+                  </pic:nvPicPr>
+                  <pic:blipFill>
+                    <a:blip r:embed="rId27"/>
+                    <a:stretch>
+                      <a:fillRect/>
+                    </a:stretch>
+                  </pic:blipFill>
+                  <pic:spPr>
+                    <a:xfrm>
+                      <a:off x="0" y="0"/>
+                      <a:ext cx="5940425" cy="4025265"/>
+                    </a:xfrm>
+                    <a:prstGeom prst="rect">
+                      <a:avLst/>
+                    </a:prstGeom>
+                  </pic:spPr>
+                </pic:pic>
+              </a:graphicData>
+            </a:graphic>
+          </wp:inline>
+        </w:drawing>
+      </w:r>
+    </w:p>
+    <w:p>
+      <w:pPr>
+        <w:pStyle w:val="af4"/>
+      </w:pPr>
+      <w:r>
+        <w:t>Рисунок 2.2.3.</w:t>
+      </w:r>
+      <w:r>
+        <w:t>2</w:t>
+      </w:r>
+      <w:r>
+        <w:t xml:space="preserve"> – </w:t>
+      </w:r>
+      <w:r>
+        <w:t xml:space="preserve">Подтверждение запуска процессов через </w:t>
+      </w:r>
+      <w:r>
+        <w:t>/proc</w:t>
+      </w:r>
+    </w:p>
+    <w:p>
+      <w:pPr>
+        <w:rPr>
+          <w:rFonts w:eastAsiaTheme="minorEastAsia"/>
+          <w:color w:val="000000" w:themeColor="text1"/>
+          <w:lang w:val="en-US"/>
+        </w:rPr>
+      </w:pPr>
+      <w:r>
+        <w:t xml:space="preserve">Все процессы созданы успешно. Оба дочерних процесса выполняются параллельно и завершаются корректно. Первый получает значение итераций через аргумент, второй — из переменной окружения ITER_NUM. Ошибок при создании и завершении процессов не возникло, что подтверждается выводом программы и анализом через </w:t>
+      </w:r>
+      <w:proofErr w:type="spellStart"/>
+      <w:r>
+        <w:t>ps</w:t>
+      </w:r>
+      <w:proofErr w:type="spellEnd"/>
+      <w:r>
+        <w:t xml:space="preserve"> и /</w:t>
+      </w:r>
+      <w:proofErr w:type="spellStart"/>
+      <w:r>
+        <w:t>proc</w:t>
+      </w:r>
+      <w:proofErr w:type="spellEnd"/>
       <w:r>
         <w:t>.</w:t>
       </w:r>
       <w:r>
-        <w:t>1</w:t>
-      </w:r>
-      <w:r>
-        <w:t xml:space="preserve"> – </w:t>
-      </w:r>
-      <w:r>
-        <w:t xml:space="preserve">Работа программы Lab-03x при </w:t>
+        <w:br w:type="page"/>
       </w:r>
       <w:bookmarkStart w:id="0" w:name="_GoBack"/>
       <w:bookmarkEnd w:id="0"/>
-      <w:r>
-        <w:t>передаче количества итераций через аргумент</w:t>
-      </w:r>
-    </w:p>
-    <w:p>
-      <w:pPr>
-        <w:rPr>
-          <w:rFonts w:eastAsiaTheme="minorEastAsia"/>
-          <w:color w:val="000000" w:themeColor="text1"/>
-        </w:rPr>
-      </w:pPr>
-      <w:r>
-        <w:t>Все процессы созданы успешно.</w:t>
-      </w:r>
-      <w:r>
-        <w:t xml:space="preserve"> </w:t>
-      </w:r>
-      <w:r>
-        <w:t>Оба дочерних процесса выполняются параллельно и завершаются корректно.</w:t>
-      </w:r>
-      <w:r>
-        <w:t xml:space="preserve"> </w:t>
-      </w:r>
-      <w:r>
-        <w:t xml:space="preserve">Первый получает значение итераций через аргумент, второй — </w:t>
-      </w:r>
-      <w:proofErr w:type="gramStart"/>
-      <w:r>
-        <w:t>из переменной окружения</w:t>
-      </w:r>
-      <w:proofErr w:type="gramEnd"/>
-      <w:r>
-        <w:t xml:space="preserve"> ITER_NUM.</w:t>
-      </w:r>
-      <w:r>
-        <w:t xml:space="preserve"> </w:t>
-      </w:r>
-      <w:r>
-        <w:t xml:space="preserve">Ошибок при создании и завершении процессов не возникло, что подтверждается выводом программы и анализом через </w:t>
-      </w:r>
-      <w:proofErr w:type="spellStart"/>
-      <w:r>
-        <w:t>ps</w:t>
-      </w:r>
-      <w:proofErr w:type="spellEnd"/>
-      <w:r>
-        <w:t xml:space="preserve"> и /</w:t>
-      </w:r>
-      <w:proofErr w:type="spellStart"/>
-      <w:r>
-        <w:t>proc</w:t>
-      </w:r>
-      <w:proofErr w:type="spellEnd"/>
-      <w:r>
-        <w:t>.</w:t>
-      </w:r>
-      <w:r>
-        <w:br w:type="page"/>
-      </w:r>
     </w:p>
     <w:p>
       <w:pPr>
@@ -4855,7 +4940,7 @@
           <w:rFonts w:cs="Times New Roman"/>
           <w:szCs w:val="28"/>
         </w:rPr>
-        <w:t xml:space="preserve">В ходе работы освоены процессы в </w:t>
+        <w:t xml:space="preserve">В ходе работы освоены процессы в Windows и </w:t>
       </w:r>
       <w:proofErr w:type="spellStart"/>
       <w:r>
@@ -4863,7 +4948,7 @@
           <w:rFonts w:cs="Times New Roman"/>
           <w:szCs w:val="28"/>
         </w:rPr>
-        <w:t>Windows</w:t>
+        <w:t>Linux</w:t>
       </w:r>
       <w:proofErr w:type="spellEnd"/>
       <w:r>
@@ -4871,7 +4956,7 @@
           <w:rFonts w:cs="Times New Roman"/>
           <w:szCs w:val="28"/>
         </w:rPr>
-        <w:t xml:space="preserve"> и </w:t>
+        <w:t xml:space="preserve">. Обе ОС используют схожие концепции, но разный API. Windows: </w:t>
       </w:r>
       <w:proofErr w:type="spellStart"/>
       <w:r>
@@ -4879,6 +4964,54 @@
           <w:rFonts w:cs="Times New Roman"/>
           <w:szCs w:val="28"/>
         </w:rPr>
+        <w:t>CreateProcess</w:t>
+      </w:r>
+      <w:proofErr w:type="spellEnd"/>
+      <w:r>
+        <w:rPr>
+          <w:rFonts w:cs="Times New Roman"/>
+          <w:szCs w:val="28"/>
+        </w:rPr>
+        <w:t xml:space="preserve">, </w:t>
+      </w:r>
+      <w:proofErr w:type="spellStart"/>
+      <w:r>
+        <w:rPr>
+          <w:rFonts w:cs="Times New Roman"/>
+          <w:szCs w:val="28"/>
+        </w:rPr>
+        <w:t>ExitProcess</w:t>
+      </w:r>
+      <w:proofErr w:type="spellEnd"/>
+      <w:r>
+        <w:rPr>
+          <w:rFonts w:cs="Times New Roman"/>
+          <w:szCs w:val="28"/>
+        </w:rPr>
+        <w:t xml:space="preserve">, </w:t>
+      </w:r>
+      <w:proofErr w:type="spellStart"/>
+      <w:r>
+        <w:rPr>
+          <w:rFonts w:cs="Times New Roman"/>
+          <w:szCs w:val="28"/>
+        </w:rPr>
+        <w:t>WaitForSingleObject</w:t>
+      </w:r>
+      <w:proofErr w:type="spellEnd"/>
+      <w:r>
+        <w:rPr>
+          <w:rFonts w:cs="Times New Roman"/>
+          <w:szCs w:val="28"/>
+        </w:rPr>
+        <w:t xml:space="preserve">. </w:t>
+      </w:r>
+      <w:proofErr w:type="spellStart"/>
+      <w:r>
+        <w:rPr>
+          <w:rFonts w:cs="Times New Roman"/>
+          <w:szCs w:val="28"/>
+        </w:rPr>
         <w:t>Linux</w:t>
       </w:r>
       <w:proofErr w:type="spellEnd"/>
@@ -4887,7 +5020,7 @@
           <w:rFonts w:cs="Times New Roman"/>
           <w:szCs w:val="28"/>
         </w:rPr>
-        <w:t xml:space="preserve">. Обе ОС используют схожие концепции, но разный API. </w:t>
+        <w:t xml:space="preserve">: </w:t>
       </w:r>
       <w:proofErr w:type="spellStart"/>
       <w:r>
@@ -4895,7 +5028,7 @@
           <w:rFonts w:cs="Times New Roman"/>
           <w:szCs w:val="28"/>
         </w:rPr>
-        <w:t>Windows</w:t>
+        <w:t>fork</w:t>
       </w:r>
       <w:proofErr w:type="spellEnd"/>
       <w:r>
@@ -4903,7 +5036,7 @@
           <w:rFonts w:cs="Times New Roman"/>
           <w:szCs w:val="28"/>
         </w:rPr>
-        <w:t xml:space="preserve">: </w:t>
+        <w:t>/</w:t>
       </w:r>
       <w:proofErr w:type="spellStart"/>
       <w:r>
@@ -4911,7 +5044,7 @@
           <w:rFonts w:cs="Times New Roman"/>
           <w:szCs w:val="28"/>
         </w:rPr>
-        <w:t>CreateProcess</w:t>
+        <w:t>exec</w:t>
       </w:r>
       <w:proofErr w:type="spellEnd"/>
       <w:r>
@@ -4927,7 +5060,7 @@
           <w:rFonts w:cs="Times New Roman"/>
           <w:szCs w:val="28"/>
         </w:rPr>
-        <w:t>ExitProcess</w:t>
+        <w:t>subprocess</w:t>
       </w:r>
       <w:proofErr w:type="spellEnd"/>
       <w:r>
@@ -4935,7 +5068,7 @@
           <w:rFonts w:cs="Times New Roman"/>
           <w:szCs w:val="28"/>
         </w:rPr>
-        <w:t xml:space="preserve">, </w:t>
+        <w:t>, /</w:t>
       </w:r>
       <w:proofErr w:type="spellStart"/>
       <w:r>
@@ -4943,7 +5076,7 @@
           <w:rFonts w:cs="Times New Roman"/>
           <w:szCs w:val="28"/>
         </w:rPr>
-        <w:t>WaitForSingleObject</w:t>
+        <w:t>proc</w:t>
       </w:r>
       <w:proofErr w:type="spellEnd"/>
       <w:r>
@@ -4951,92 +5084,12 @@
           <w:rFonts w:cs="Times New Roman"/>
           <w:szCs w:val="28"/>
         </w:rPr>
-        <w:t xml:space="preserve">. </w:t>
-      </w:r>
-      <w:proofErr w:type="spellStart"/>
-      <w:r>
-        <w:rPr>
-          <w:rFonts w:cs="Times New Roman"/>
-          <w:szCs w:val="28"/>
-        </w:rPr>
-        <w:t>Linux</w:t>
-      </w:r>
-      <w:proofErr w:type="spellEnd"/>
-      <w:r>
-        <w:rPr>
-          <w:rFonts w:cs="Times New Roman"/>
-          <w:szCs w:val="28"/>
-        </w:rPr>
-        <w:t xml:space="preserve">: </w:t>
-      </w:r>
-      <w:proofErr w:type="spellStart"/>
-      <w:r>
-        <w:rPr>
-          <w:rFonts w:cs="Times New Roman"/>
-          <w:szCs w:val="28"/>
-        </w:rPr>
-        <w:t>fork</w:t>
-      </w:r>
-      <w:proofErr w:type="spellEnd"/>
-      <w:r>
-        <w:rPr>
-          <w:rFonts w:cs="Times New Roman"/>
-          <w:szCs w:val="28"/>
-        </w:rPr>
-        <w:t>/</w:t>
-      </w:r>
-      <w:proofErr w:type="spellStart"/>
-      <w:r>
-        <w:rPr>
-          <w:rFonts w:cs="Times New Roman"/>
-          <w:szCs w:val="28"/>
-        </w:rPr>
-        <w:t>exec</w:t>
-      </w:r>
-      <w:proofErr w:type="spellEnd"/>
-      <w:r>
-        <w:rPr>
-          <w:rFonts w:cs="Times New Roman"/>
-          <w:szCs w:val="28"/>
-        </w:rPr>
-        <w:t xml:space="preserve">, </w:t>
-      </w:r>
-      <w:proofErr w:type="spellStart"/>
-      <w:r>
-        <w:rPr>
-          <w:rFonts w:cs="Times New Roman"/>
-          <w:szCs w:val="28"/>
-        </w:rPr>
-        <w:t>subprocess</w:t>
-      </w:r>
-      <w:proofErr w:type="spellEnd"/>
-      <w:r>
-        <w:rPr>
-          <w:rFonts w:cs="Times New Roman"/>
-          <w:szCs w:val="28"/>
-        </w:rPr>
-        <w:t>, /</w:t>
-      </w:r>
-      <w:proofErr w:type="spellStart"/>
-      <w:r>
-        <w:rPr>
-          <w:rFonts w:cs="Times New Roman"/>
-          <w:szCs w:val="28"/>
-        </w:rPr>
-        <w:t>proc</w:t>
-      </w:r>
-      <w:proofErr w:type="spellEnd"/>
-      <w:r>
-        <w:rPr>
-          <w:rFonts w:cs="Times New Roman"/>
-          <w:szCs w:val="28"/>
-        </w:rPr>
         <w:t>. Изучены создание процессов, передача параметров (аргументы, переменные окружения), ожидание завершения и анализ процессов. Все программы работают корректно, процессы создаются успешно. Получен практический опыт работы с процессами в разных ОС.</w:t>
       </w:r>
     </w:p>
     <w:sectPr>
-      <w:headerReference w:type="default" r:id="rId25"/>
-      <w:footerReference w:type="first" r:id="rId26"/>
+      <w:headerReference w:type="default" r:id="rId28"/>
+      <w:footerReference w:type="first" r:id="rId29"/>
       <w:pgSz w:w="11906" w:h="16838"/>
       <w:pgMar w:top="1134" w:right="850" w:bottom="1134" w:left="1701" w:header="708" w:footer="708" w:gutter="0"/>
       <w:cols w:space="708"/>
@@ -5181,7 +5234,7 @@
             <w:sz w:val="28"/>
             <w:szCs w:val="28"/>
           </w:rPr>
-          <w:t>11</w:t>
+          <w:t>13</w:t>
         </w:r>
         <w:r>
           <w:rPr>
@@ -8790,7 +8843,7 @@
 </file>
 
 <file path=customXml/itemProps1.xml><?xml version="1.0" encoding="utf-8"?>
-<ds:datastoreItem xmlns:ds="http://schemas.openxmlformats.org/officeDocument/2006/customXml" ds:itemID="{6F374658-735A-4066-94DE-6594EEDA58C3}">
+<ds:datastoreItem xmlns:ds="http://schemas.openxmlformats.org/officeDocument/2006/customXml" ds:itemID="{8FA75A7D-AE69-47E9-A698-0CC048125FF7}">
   <ds:schemaRefs>
     <ds:schemaRef ds:uri="http://schemas.openxmlformats.org/officeDocument/2006/bibliography"/>
   </ds:schemaRefs>
